--- a/07_Modelisation_Composant/11_MaxPID_07_Modelisation_Inertie.docx
+++ b/07_Modelisation_Composant/11_MaxPID_07_Modelisation_Inertie.docx
@@ -1,6 +1,6 @@
 
 <file path=word/document.xml><?xml version="1.0" encoding="utf-8"?>
-<w:document xmlns:wpc="http://schemas.microsoft.com/office/word/2010/wordprocessingCanvas" xmlns:cx="http://schemas.microsoft.com/office/drawing/2014/chartex" xmlns:cx1="http://schemas.microsoft.com/office/drawing/2015/9/8/chartex" xmlns:cx2="http://schemas.microsoft.com/office/drawing/2015/10/21/chartex" xmlns:cx3="http://schemas.microsoft.com/office/drawing/2016/5/9/chartex" xmlns:cx4="http://schemas.microsoft.com/office/drawing/2016/5/10/chartex" xmlns:cx5="http://schemas.microsoft.com/office/drawing/2016/5/11/chartex" xmlns:cx6="http://schemas.microsoft.com/office/drawing/2016/5/12/chartex" xmlns:cx7="http://schemas.microsoft.com/office/drawing/2016/5/13/chartex" xmlns:cx8="http://schemas.microsoft.com/office/drawing/2016/5/14/chartex" xmlns:mc="http://schemas.openxmlformats.org/markup-compatibility/2006" xmlns:aink="http://schemas.microsoft.com/office/drawing/2016/ink" xmlns:am3d="http://schemas.microsoft.com/office/drawing/2017/model3d" xmlns:o="urn:schemas-microsoft-com:office:office" xmlns:r="http://schemas.openxmlformats.org/officeDocument/2006/relationships" xmlns:m="http://schemas.openxmlformats.org/officeDocument/2006/math" xmlns:v="urn:schemas-microsoft-com:vml" xmlns:wp14="http://schemas.microsoft.com/office/word/2010/wordprocessingDrawing" xmlns:wp="http://schemas.openxmlformats.org/drawingml/2006/wordprocessingDrawing" xmlns:w10="urn:schemas-microsoft-com:office:word" xmlns:w="http://schemas.openxmlformats.org/wordprocessingml/2006/main" xmlns:w14="http://schemas.microsoft.com/office/word/2010/wordml" xmlns:w15="http://schemas.microsoft.com/office/word/2012/wordml" xmlns:w16cex="http://schemas.microsoft.com/office/word/2018/wordml/cex" xmlns:w16cid="http://schemas.microsoft.com/office/word/2016/wordml/cid" xmlns:w16="http://schemas.microsoft.com/office/word/2018/wordml" xmlns:w16sdtdh="http://schemas.microsoft.com/office/word/2020/wordml/sdtdatahash" xmlns:w16se="http://schemas.microsoft.com/office/word/2015/wordml/symex" xmlns:wpg="http://schemas.microsoft.com/office/word/2010/wordprocessingGroup" xmlns:wpi="http://schemas.microsoft.com/office/word/2010/wordprocessingInk" xmlns:wne="http://schemas.microsoft.com/office/word/2006/wordml" xmlns:wps="http://schemas.microsoft.com/office/word/2010/wordprocessingShape" mc:Ignorable="w14 w15 w16se w16cid w16 w16cex w16sdtdh wp14">
+<w:document xmlns:wpc="http://schemas.microsoft.com/office/word/2010/wordprocessingCanvas" xmlns:cx="http://schemas.microsoft.com/office/drawing/2014/chartex" xmlns:cx1="http://schemas.microsoft.com/office/drawing/2015/9/8/chartex" xmlns:cx2="http://schemas.microsoft.com/office/drawing/2015/10/21/chartex" xmlns:cx3="http://schemas.microsoft.com/office/drawing/2016/5/9/chartex" xmlns:cx4="http://schemas.microsoft.com/office/drawing/2016/5/10/chartex" xmlns:cx5="http://schemas.microsoft.com/office/drawing/2016/5/11/chartex" xmlns:cx6="http://schemas.microsoft.com/office/drawing/2016/5/12/chartex" xmlns:cx7="http://schemas.microsoft.com/office/drawing/2016/5/13/chartex" xmlns:cx8="http://schemas.microsoft.com/office/drawing/2016/5/14/chartex" xmlns:mc="http://schemas.openxmlformats.org/markup-compatibility/2006" xmlns:aink="http://schemas.microsoft.com/office/drawing/2016/ink" xmlns:am3d="http://schemas.microsoft.com/office/drawing/2017/model3d" xmlns:o="urn:schemas-microsoft-com:office:office" xmlns:oel="http://schemas.microsoft.com/office/2019/extlst" xmlns:r="http://schemas.openxmlformats.org/officeDocument/2006/relationships" xmlns:m="http://schemas.openxmlformats.org/officeDocument/2006/math" xmlns:v="urn:schemas-microsoft-com:vml" xmlns:wp14="http://schemas.microsoft.com/office/word/2010/wordprocessingDrawing" xmlns:wp="http://schemas.openxmlformats.org/drawingml/2006/wordprocessingDrawing" xmlns:w10="urn:schemas-microsoft-com:office:word" xmlns:w="http://schemas.openxmlformats.org/wordprocessingml/2006/main" xmlns:w14="http://schemas.microsoft.com/office/word/2010/wordml" xmlns:w15="http://schemas.microsoft.com/office/word/2012/wordml" xmlns:w16cex="http://schemas.microsoft.com/office/word/2018/wordml/cex" xmlns:w16cid="http://schemas.microsoft.com/office/word/2016/wordml/cid" xmlns:w16="http://schemas.microsoft.com/office/word/2018/wordml" xmlns:w16du="http://schemas.microsoft.com/office/word/2023/wordml/word16du" xmlns:w16sdtdh="http://schemas.microsoft.com/office/word/2020/wordml/sdtdatahash" xmlns:w16sdtfl="http://schemas.microsoft.com/office/word/2024/wordml/sdtformatlock" xmlns:w16se="http://schemas.microsoft.com/office/word/2015/wordml/symex" xmlns:wpg="http://schemas.microsoft.com/office/word/2010/wordprocessingGroup" xmlns:wpi="http://schemas.microsoft.com/office/word/2010/wordprocessingInk" xmlns:wne="http://schemas.microsoft.com/office/word/2006/wordml" xmlns:wps="http://schemas.microsoft.com/office/word/2010/wordprocessingShape" mc:Ignorable="w14 w15 w16se w16cid w16 w16cex w16sdtdh w16sdtfl w16du wp14">
   <w:body>
     <w:p>
       <w:pPr>
@@ -103,7 +103,6 @@
                 <w:numId w:val="10"/>
               </w:numPr>
               <w:spacing w:line="240" w:lineRule="auto"/>
-              <w:jc w:val="left"/>
             </w:pPr>
             <w:r>
               <w:rPr>
@@ -125,7 +124,6 @@
                 <w:numId w:val="10"/>
               </w:numPr>
               <w:spacing w:line="240" w:lineRule="auto"/>
-              <w:jc w:val="left"/>
             </w:pPr>
             <w:r>
               <w:rPr>
@@ -205,7 +203,6 @@
           <w:p>
             <w:pPr>
               <w:spacing w:line="240" w:lineRule="auto"/>
-              <w:jc w:val="left"/>
               <w:rPr>
                 <w:b/>
                 <w:bCs/>
@@ -312,7 +309,7 @@
                 <w:b/>
                 <w:lang w:eastAsia="fr-FR"/>
               </w:rPr>
-              <w:t>Analyser</w:t>
+              <w:t>Modéliser</w:t>
             </w:r>
           </w:p>
         </w:tc>
@@ -357,36 +354,70 @@
           </w:p>
           <w:p>
             <w:pPr>
-              <w:pStyle w:val="Paragraphedeliste"/>
-              <w:numPr>
-                <w:ilvl w:val="0"/>
-                <w:numId w:val="10"/>
-              </w:numPr>
               <w:spacing w:line="240" w:lineRule="auto"/>
               <w:jc w:val="left"/>
+              <w:rPr>
+                <w:rFonts w:ascii="Tw Cen MT" w:hAnsi="Tw Cen MT"/>
+                <w:b/>
+                <w:bCs/>
+                <w:sz w:val="22"/>
+                <w:szCs w:val="24"/>
+              </w:rPr>
             </w:pPr>
             <w:r>
-              <w:t xml:space="preserve">Ouvrir le </w:t>
-            </w:r>
-            <w:r>
-              <w:t xml:space="preserve">modèle « </w:t>
-            </w:r>
-            <w:r>
-              <w:t>MaxPID</w:t>
-            </w:r>
-            <w:r>
-              <w:t>_V</w:t>
-            </w:r>
-            <w:proofErr w:type="gramStart"/>
-            <w:r>
-              <w:t>2</w:t>
-            </w:r>
-            <w:r>
-              <w:t>.SLDASM</w:t>
-            </w:r>
-            <w:proofErr w:type="gramEnd"/>
-            <w:r>
-              <w:t xml:space="preserve"> ».</w:t>
+              <w:rPr>
+                <w:rFonts w:ascii="Tw Cen MT" w:hAnsi="Tw Cen MT"/>
+                <w:b/>
+                <w:bCs/>
+                <w:noProof/>
+                <w:sz w:val="22"/>
+                <w:szCs w:val="24"/>
+              </w:rPr>
+              <w:drawing>
+                <wp:inline distT="0" distB="0" distL="0" distR="0" wp14:anchorId="3EEC347B" wp14:editId="1D032540">
+                  <wp:extent cx="3945890" cy="2485812"/>
+                  <wp:effectExtent l="0" t="0" r="0" b="0"/>
+                  <wp:docPr id="176162900" name="Image 1"/>
+                  <wp:cNvGraphicFramePr>
+                    <a:graphicFrameLocks xmlns:a="http://schemas.openxmlformats.org/drawingml/2006/main" noChangeAspect="1"/>
+                  </wp:cNvGraphicFramePr>
+                  <a:graphic xmlns:a="http://schemas.openxmlformats.org/drawingml/2006/main">
+                    <a:graphicData uri="http://schemas.openxmlformats.org/drawingml/2006/picture">
+                      <pic:pic xmlns:pic="http://schemas.openxmlformats.org/drawingml/2006/picture">
+                        <pic:nvPicPr>
+                          <pic:cNvPr id="0" name="Picture 2"/>
+                          <pic:cNvPicPr>
+                            <a:picLocks noChangeAspect="1" noChangeArrowheads="1"/>
+                          </pic:cNvPicPr>
+                        </pic:nvPicPr>
+                        <pic:blipFill>
+                          <a:blip r:embed="rId7">
+                            <a:extLst>
+                              <a:ext uri="{28A0092B-C50C-407E-A947-70E740481C1C}">
+                                <a14:useLocalDpi xmlns:a14="http://schemas.microsoft.com/office/drawing/2010/main" val="0"/>
+                              </a:ext>
+                            </a:extLst>
+                          </a:blip>
+                          <a:srcRect/>
+                          <a:stretch>
+                            <a:fillRect/>
+                          </a:stretch>
+                        </pic:blipFill>
+                        <pic:spPr bwMode="auto">
+                          <a:xfrm>
+                            <a:off x="0" y="0"/>
+                            <a:ext cx="3961762" cy="2495811"/>
+                          </a:xfrm>
+                          <a:prstGeom prst="rect">
+                            <a:avLst/>
+                          </a:prstGeom>
+                          <a:noFill/>
+                        </pic:spPr>
+                      </pic:pic>
+                    </a:graphicData>
+                  </a:graphic>
+                </wp:inline>
+              </w:drawing>
             </w:r>
           </w:p>
           <w:p>
@@ -397,126 +428,9 @@
                 <w:numId w:val="10"/>
               </w:numPr>
               <w:spacing w:line="240" w:lineRule="auto"/>
-              <w:jc w:val="left"/>
             </w:pPr>
             <w:r>
-              <w:rPr>
-                <w:szCs w:val="20"/>
-              </w:rPr>
-              <w:t xml:space="preserve">Réaliser un calcul mécanique. </w:t>
-            </w:r>
-          </w:p>
-          <w:p>
-            <w:pPr>
-              <w:pStyle w:val="Paragraphedeliste"/>
-              <w:numPr>
-                <w:ilvl w:val="0"/>
-                <w:numId w:val="10"/>
-              </w:numPr>
-              <w:spacing w:line="240" w:lineRule="auto"/>
-              <w:jc w:val="left"/>
-            </w:pPr>
-            <w:r>
-              <w:t xml:space="preserve">Observer et commenter la courbe Loi ES – </w:t>
-            </w:r>
-            <w:r>
-              <w:t>rotor</w:t>
-            </w:r>
-            <w:r>
-              <w:t>– bras</w:t>
-            </w:r>
-            <w:r>
-              <w:t xml:space="preserve"> (angle du bras par rapport au bâti en fonction de l’angle du rotor par rapport au sta</w:t>
-            </w:r>
-            <w:r>
-              <w:t>t</w:t>
-            </w:r>
-            <w:r>
-              <w:t>or)</w:t>
-            </w:r>
-            <w:r>
-              <w:t>.</w:t>
-            </w:r>
-          </w:p>
-          <w:p>
-            <w:pPr>
-              <w:pStyle w:val="Paragraphedeliste"/>
-              <w:numPr>
-                <w:ilvl w:val="0"/>
-                <w:numId w:val="10"/>
-              </w:numPr>
-              <w:spacing w:line="240" w:lineRule="auto"/>
-              <w:jc w:val="left"/>
-            </w:pPr>
-            <w:r>
-              <w:t xml:space="preserve">Observer et commenter la courbe Loi ES – </w:t>
-            </w:r>
-            <w:r>
-              <w:t>rotor – stator (angle du stator par rapport au bâti en fonction de l’angle du rotor par rapport au stator)</w:t>
-            </w:r>
-            <w:r>
-              <w:t>.</w:t>
-            </w:r>
-          </w:p>
-          <w:p>
-            <w:pPr>
-              <w:pStyle w:val="Paragraphedeliste"/>
-              <w:numPr>
-                <w:ilvl w:val="0"/>
-                <w:numId w:val="10"/>
-              </w:numPr>
-              <w:spacing w:line="240" w:lineRule="auto"/>
-              <w:jc w:val="left"/>
-            </w:pPr>
-            <w:r>
-              <w:t>Proposer un (ou plusieurs) modèle</w:t>
-            </w:r>
-            <w:r>
-              <w:t>(</w:t>
-            </w:r>
-            <w:r>
-              <w:t>s</w:t>
-            </w:r>
-            <w:r>
-              <w:t>)</w:t>
-            </w:r>
-            <w:r>
-              <w:t xml:space="preserve"> permettant de lier la vitesse</w:t>
-            </w:r>
-            <w:r>
-              <w:t xml:space="preserve"> de rotation du </w:t>
-            </w:r>
-            <w:r>
-              <w:t xml:space="preserve">rotor du </w:t>
-            </w:r>
-            <w:r>
-              <w:t xml:space="preserve">moteur </w:t>
-            </w:r>
-            <w:r>
-              <w:t xml:space="preserve">par rapport au stator </w:t>
-            </w:r>
-            <w:r>
-              <w:t>à la vitesse de rotation du bras</w:t>
-            </w:r>
-            <w:r>
-              <w:t xml:space="preserve"> par rapport au bâti</w:t>
-            </w:r>
-            <w:r>
-              <w:t xml:space="preserve">. </w:t>
-            </w:r>
-          </w:p>
-          <w:p>
-            <w:pPr>
-              <w:pStyle w:val="Paragraphedeliste"/>
-              <w:numPr>
-                <w:ilvl w:val="0"/>
-                <w:numId w:val="10"/>
-              </w:numPr>
-              <w:spacing w:line="240" w:lineRule="auto"/>
-              <w:jc w:val="left"/>
-            </w:pPr>
-            <w:r>
-              <w:t>Proposer un (ou plusieurs) modèle(s) permettant de lier la vitesse de rotation du rotor à la vitesse de rotation du stator par rapport au bâti.</w:t>
+              <w:t>Proposer un graphe de liaison du MaxPID.</w:t>
             </w:r>
           </w:p>
         </w:tc>
@@ -561,6 +475,7 @@
               <w:rPr>
                 <w:rFonts w:ascii="Tw Cen MT" w:hAnsi="Tw Cen MT"/>
                 <w:b/>
+                <w:highlight w:val="yellow"/>
                 <w:lang w:eastAsia="fr-FR"/>
               </w:rPr>
             </w:pPr>
@@ -568,10 +483,10 @@
               <w:rPr>
                 <w:rFonts w:ascii="Tw Cen MT" w:hAnsi="Tw Cen MT"/>
                 <w:b/>
-                <w:sz w:val="22"/>
-                <w:szCs w:val="24"/>
+                <w:highlight w:val="yellow"/>
                 <w:lang w:eastAsia="fr-FR"/>
               </w:rPr>
+              <w:lastRenderedPageBreak/>
               <w:t>Modéliser</w:t>
             </w:r>
           </w:p>
@@ -592,6 +507,7 @@
                 <w:bCs/>
                 <w:sz w:val="22"/>
                 <w:szCs w:val="24"/>
+                <w:highlight w:val="yellow"/>
               </w:rPr>
             </w:pPr>
             <w:r>
@@ -601,6 +517,7 @@
                 <w:bCs/>
                 <w:sz w:val="22"/>
                 <w:szCs w:val="24"/>
+                <w:highlight w:val="yellow"/>
               </w:rPr>
               <w:t xml:space="preserve">Activité </w:t>
             </w:r>
@@ -611,6 +528,7 @@
                 <w:bCs/>
                 <w:sz w:val="22"/>
                 <w:szCs w:val="24"/>
+                <w:highlight w:val="yellow"/>
               </w:rPr>
               <w:t>2</w:t>
             </w:r>
@@ -623,27 +541,77 @@
                 <w:numId w:val="10"/>
               </w:numPr>
               <w:spacing w:line="240" w:lineRule="auto"/>
+              <w:rPr>
+                <w:highlight w:val="yellow"/>
+              </w:rPr>
             </w:pPr>
             <w:r>
-              <w:t xml:space="preserve">Proposer une forme pour </w:t>
-            </w:r>
-            <w:r>
-              <w:t>la matrice d’inertie de l’ensemble rotor moteur – vis – écrou</w:t>
-            </w:r>
-            <w:r>
-              <w:t xml:space="preserve">. </w:t>
-            </w:r>
-            <w:r>
-              <w:t xml:space="preserve">Proposer alors des valeurs pour les composantes de cette matrice. </w:t>
-            </w:r>
-            <w:r>
-              <w:t xml:space="preserve">Vous utiliserez la méthode de votre choix </w:t>
-            </w:r>
-            <w:r>
-              <w:t>en</w:t>
-            </w:r>
-            <w:r>
-              <w:t xml:space="preserve"> argumentant. </w:t>
+              <w:rPr>
+                <w:highlight w:val="yellow"/>
+              </w:rPr>
+              <w:t xml:space="preserve">On donne les lois de vitesse des différents solides : </w:t>
+            </w:r>
+          </w:p>
+          <w:p>
+            <w:pPr>
+              <w:spacing w:line="240" w:lineRule="auto"/>
+              <w:jc w:val="center"/>
+              <w:rPr>
+                <w:highlight w:val="yellow"/>
+              </w:rPr>
+            </w:pPr>
+            <w:r>
+              <w:rPr>
+                <w:highlight w:val="yellow"/>
+              </w:rPr>
+              <w:drawing>
+                <wp:inline distT="0" distB="0" distL="0" distR="0" wp14:anchorId="5649EA7E" wp14:editId="1136056F">
+                  <wp:extent cx="3884706" cy="3884706"/>
+                  <wp:effectExtent l="0" t="0" r="1905" b="1905"/>
+                  <wp:docPr id="1837357439" name="Image 2"/>
+                  <wp:cNvGraphicFramePr>
+                    <a:graphicFrameLocks xmlns:a="http://schemas.openxmlformats.org/drawingml/2006/main" noChangeAspect="1"/>
+                  </wp:cNvGraphicFramePr>
+                  <a:graphic xmlns:a="http://schemas.openxmlformats.org/drawingml/2006/main">
+                    <a:graphicData uri="http://schemas.openxmlformats.org/drawingml/2006/picture">
+                      <pic:pic xmlns:pic="http://schemas.openxmlformats.org/drawingml/2006/picture">
+                        <pic:nvPicPr>
+                          <pic:cNvPr id="0" name="Picture 6"/>
+                          <pic:cNvPicPr>
+                            <a:picLocks noChangeAspect="1" noChangeArrowheads="1"/>
+                          </pic:cNvPicPr>
+                        </pic:nvPicPr>
+                        <pic:blipFill>
+                          <a:blip r:embed="rId8">
+                            <a:extLst>
+                              <a:ext uri="{28A0092B-C50C-407E-A947-70E740481C1C}">
+                                <a14:useLocalDpi xmlns:a14="http://schemas.microsoft.com/office/drawing/2010/main" val="0"/>
+                              </a:ext>
+                            </a:extLst>
+                          </a:blip>
+                          <a:srcRect/>
+                          <a:stretch>
+                            <a:fillRect/>
+                          </a:stretch>
+                        </pic:blipFill>
+                        <pic:spPr bwMode="auto">
+                          <a:xfrm>
+                            <a:off x="0" y="0"/>
+                            <a:ext cx="3896404" cy="3896404"/>
+                          </a:xfrm>
+                          <a:prstGeom prst="rect">
+                            <a:avLst/>
+                          </a:prstGeom>
+                          <a:noFill/>
+                          <a:ln>
+                            <a:noFill/>
+                          </a:ln>
+                        </pic:spPr>
+                      </pic:pic>
+                    </a:graphicData>
+                  </a:graphic>
+                </wp:inline>
+              </w:drawing>
             </w:r>
           </w:p>
           <w:p>
@@ -651,21 +619,18 @@
               <w:pStyle w:val="Paragraphedeliste"/>
               <w:numPr>
                 <w:ilvl w:val="0"/>
-                <w:numId w:val="10"/>
+                <w:numId w:val="17"/>
               </w:numPr>
               <w:spacing w:line="240" w:lineRule="auto"/>
+              <w:rPr>
+                <w:highlight w:val="yellow"/>
+              </w:rPr>
             </w:pPr>
             <w:r>
-              <w:t>Proposer une forme pour la matrice</w:t>
-            </w:r>
-            <w:r>
-              <w:t xml:space="preserve"> d’inertie du bras.</w:t>
-            </w:r>
-            <w:r>
-              <w:t xml:space="preserve"> </w:t>
-            </w:r>
-            <w:r>
-              <w:t>Proposer des valeurs pour les composantes de cette matrice en utilisant la méthode de votre choix.</w:t>
+              <w:rPr>
+                <w:highlight w:val="yellow"/>
+              </w:rPr>
+              <w:t>Proposer un modèle linéaire permettant d’exprimer chacune des vitesses en fonction de la vitesse du rotor.</w:t>
             </w:r>
           </w:p>
           <w:p>
@@ -673,12 +638,18 @@
               <w:pStyle w:val="Paragraphedeliste"/>
               <w:numPr>
                 <w:ilvl w:val="0"/>
-                <w:numId w:val="10"/>
+                <w:numId w:val="17"/>
               </w:numPr>
               <w:spacing w:line="240" w:lineRule="auto"/>
+              <w:rPr>
+                <w:highlight w:val="yellow"/>
+              </w:rPr>
             </w:pPr>
             <w:r>
-              <w:t>Proposer une méthode expérimentale permettant de déterminer le moment d’inertie du bras du MaxPID autour de son axe de rotation.</w:t>
+              <w:rPr>
+                <w:highlight w:val="yellow"/>
+              </w:rPr>
+              <w:t>Proposer une matrice d’inertie pour chacune des classes d’équivalence. Il faudra prendre soin de préciser la base et un point.</w:t>
             </w:r>
           </w:p>
         </w:tc>
@@ -707,7 +678,7 @@
       <w:tr>
         <w:trPr>
           <w:cantSplit/>
-          <w:trHeight w:val="1366"/>
+          <w:trHeight w:val="1651"/>
         </w:trPr>
         <w:tc>
           <w:tcPr>
@@ -723,8 +694,7 @@
               <w:rPr>
                 <w:rFonts w:ascii="Tw Cen MT" w:hAnsi="Tw Cen MT"/>
                 <w:b/>
-                <w:sz w:val="22"/>
-                <w:szCs w:val="24"/>
+                <w:highlight w:val="yellow"/>
                 <w:lang w:eastAsia="fr-FR"/>
               </w:rPr>
             </w:pPr>
@@ -732,41 +702,10 @@
               <w:rPr>
                 <w:rFonts w:ascii="Tw Cen MT" w:hAnsi="Tw Cen MT"/>
                 <w:b/>
-                <w:sz w:val="22"/>
-                <w:szCs w:val="24"/>
+                <w:highlight w:val="yellow"/>
                 <w:lang w:eastAsia="fr-FR"/>
               </w:rPr>
-              <w:t xml:space="preserve">Modéliser </w:t>
-            </w:r>
-            <w:r>
-              <w:rPr>
-                <w:rFonts w:ascii="Tw Cen MT" w:hAnsi="Tw Cen MT"/>
-                <w:b/>
-                <w:sz w:val="22"/>
-                <w:szCs w:val="24"/>
-                <w:lang w:eastAsia="fr-FR"/>
-              </w:rPr>
-              <w:t>et</w:t>
-            </w:r>
-            <w:r>
-              <w:rPr>
-                <w:rFonts w:ascii="Tw Cen MT" w:hAnsi="Tw Cen MT"/>
-                <w:b/>
-                <w:sz w:val="22"/>
-                <w:szCs w:val="24"/>
-                <w:lang w:eastAsia="fr-FR"/>
-              </w:rPr>
-              <w:t xml:space="preserve"> </w:t>
-            </w:r>
-            <w:r>
-              <w:rPr>
-                <w:rFonts w:ascii="Tw Cen MT" w:hAnsi="Tw Cen MT"/>
-                <w:b/>
-                <w:sz w:val="22"/>
-                <w:szCs w:val="24"/>
-                <w:lang w:eastAsia="fr-FR"/>
-              </w:rPr>
-              <w:t>résoudre</w:t>
+              <w:t>Modéliser</w:t>
             </w:r>
           </w:p>
         </w:tc>
@@ -778,23 +717,25 @@
           </w:tcPr>
           <w:p>
             <w:pPr>
-              <w:ind w:left="113" w:right="113"/>
+              <w:spacing w:line="240" w:lineRule="auto"/>
               <w:jc w:val="left"/>
               <w:rPr>
                 <w:rFonts w:ascii="Tw Cen MT" w:hAnsi="Tw Cen MT"/>
                 <w:b/>
+                <w:bCs/>
                 <w:sz w:val="22"/>
                 <w:szCs w:val="24"/>
-                <w:lang w:eastAsia="fr-FR"/>
+                <w:highlight w:val="yellow"/>
               </w:rPr>
             </w:pPr>
             <w:r>
               <w:rPr>
                 <w:rFonts w:ascii="Tw Cen MT" w:hAnsi="Tw Cen MT"/>
                 <w:b/>
+                <w:bCs/>
                 <w:sz w:val="22"/>
                 <w:szCs w:val="24"/>
-                <w:lang w:eastAsia="fr-FR"/>
+                <w:highlight w:val="yellow"/>
               </w:rPr>
               <w:t xml:space="preserve">Activité </w:t>
             </w:r>
@@ -802,9 +743,10 @@
               <w:rPr>
                 <w:rFonts w:ascii="Tw Cen MT" w:hAnsi="Tw Cen MT"/>
                 <w:b/>
+                <w:bCs/>
                 <w:sz w:val="22"/>
                 <w:szCs w:val="24"/>
-                <w:lang w:eastAsia="fr-FR"/>
+                <w:highlight w:val="yellow"/>
               </w:rPr>
               <w:t>3</w:t>
             </w:r>
@@ -814,30 +756,18 @@
               <w:pStyle w:val="Paragraphedeliste"/>
               <w:numPr>
                 <w:ilvl w:val="0"/>
-                <w:numId w:val="16"/>
+                <w:numId w:val="10"/>
               </w:numPr>
-              <w:jc w:val="left"/>
+              <w:spacing w:line="240" w:lineRule="auto"/>
               <w:rPr>
-                <w:lang w:eastAsia="fr-FR"/>
+                <w:highlight w:val="yellow"/>
               </w:rPr>
             </w:pPr>
             <w:r>
               <w:rPr>
-                <w:lang w:eastAsia="fr-FR"/>
+                <w:highlight w:val="yellow"/>
               </w:rPr>
-              <w:t>Estimer l’énergie cinétique</w:t>
-            </w:r>
-            <w:r>
-              <w:rPr>
-                <w:lang w:eastAsia="fr-FR"/>
-              </w:rPr>
-              <w:t xml:space="preserve"> nécessaire au mouvement du bras</w:t>
-            </w:r>
-            <w:r>
-              <w:rPr>
-                <w:lang w:eastAsia="fr-FR"/>
-              </w:rPr>
-              <w:t xml:space="preserve">. </w:t>
+              <w:t xml:space="preserve">Exprimer l’énergie cinétique de chacune des classes d’équivalence en fonction de la vitesse angulaire du rotor. </w:t>
             </w:r>
           </w:p>
           <w:p>
@@ -845,36 +775,24 @@
               <w:pStyle w:val="Paragraphedeliste"/>
               <w:numPr>
                 <w:ilvl w:val="0"/>
-                <w:numId w:val="16"/>
+                <w:numId w:val="10"/>
               </w:numPr>
+              <w:spacing w:line="240" w:lineRule="auto"/>
               <w:rPr>
-                <w:lang w:eastAsia="fr-FR"/>
+                <w:highlight w:val="yellow"/>
               </w:rPr>
             </w:pPr>
             <w:r>
               <w:rPr>
-                <w:lang w:eastAsia="fr-FR"/>
+                <w:highlight w:val="yellow"/>
               </w:rPr>
-              <w:t xml:space="preserve">Déterminer la part du moteur, de la vis, de l’écrou, du bras et des masselottes dans l’inertie équivalente de l’ensemble. </w:t>
-            </w:r>
-          </w:p>
-          <w:p>
-            <w:pPr>
-              <w:pStyle w:val="Paragraphedeliste"/>
-              <w:numPr>
-                <w:ilvl w:val="0"/>
-                <w:numId w:val="16"/>
-              </w:numPr>
-              <w:jc w:val="left"/>
+              <w:t>Quelles masses ou inertie est-il possible de négliger en vue d’une étude énergétique.</w:t>
+            </w:r>
+            <w:r>
               <w:rPr>
-                <w:lang w:eastAsia="fr-FR"/>
+                <w:highlight w:val="yellow"/>
               </w:rPr>
-            </w:pPr>
-            <w:r>
-              <w:rPr>
-                <w:lang w:eastAsia="fr-FR"/>
-              </w:rPr>
-              <w:t>Quels sont les constituants que l’on pourrait négliger dans le cadre d’une étude énergétique ?</w:t>
+              <w:t>.</w:t>
             </w:r>
           </w:p>
         </w:tc>
@@ -966,7 +884,6 @@
                 <w:numId w:val="10"/>
               </w:numPr>
               <w:spacing w:line="240" w:lineRule="auto"/>
-              <w:jc w:val="left"/>
             </w:pPr>
             <w:r>
               <w:t>Présenter les points clefs permettant de faire un choix quant au</w:t>
@@ -986,7 +903,6 @@
                 <w:numId w:val="10"/>
               </w:numPr>
               <w:spacing w:line="240" w:lineRule="auto"/>
-              <w:jc w:val="left"/>
             </w:pPr>
             <w:r>
               <w:t>Conclure</w:t>
@@ -998,7 +914,6 @@
           <w:p>
             <w:pPr>
               <w:spacing w:line="240" w:lineRule="auto"/>
-              <w:jc w:val="left"/>
             </w:pPr>
             <w:r>
               <w:sym w:font="Wingdings" w:char="F020"/>
@@ -1036,7 +951,6 @@
                 <w:numId w:val="11"/>
               </w:numPr>
               <w:spacing w:line="240" w:lineRule="auto"/>
-              <w:jc w:val="left"/>
             </w:pPr>
             <w:r>
               <w:t>Donner l’objectif de</w:t>
@@ -1056,7 +970,6 @@
                 <w:numId w:val="11"/>
               </w:numPr>
               <w:spacing w:line="240" w:lineRule="auto"/>
-              <w:jc w:val="left"/>
             </w:pPr>
             <w:r>
               <w:t>Présenter les points clés de la modélisation</w:t>
@@ -1073,7 +986,6 @@
                 <w:numId w:val="11"/>
               </w:numPr>
               <w:spacing w:line="240" w:lineRule="auto"/>
-              <w:jc w:val="left"/>
             </w:pPr>
             <w:r>
               <w:t xml:space="preserve">Présenter les points clés </w:t>
@@ -1090,7 +1002,6 @@
                 <w:numId w:val="11"/>
               </w:numPr>
               <w:spacing w:line="240" w:lineRule="auto"/>
-              <w:jc w:val="left"/>
             </w:pPr>
             <w:r>
               <w:t>Présenter le calcul et/ou les courbes de l’énergie cinétique</w:t>
@@ -1102,7 +1013,6 @@
           <w:p>
             <w:pPr>
               <w:spacing w:line="240" w:lineRule="auto"/>
-              <w:jc w:val="left"/>
             </w:pPr>
             <w:r>
               <w:sym w:font="Wingdings" w:char="F020"/>
@@ -1139,10 +1049,10 @@
       </w:pPr>
     </w:p>
     <w:sectPr>
-      <w:headerReference w:type="default" r:id="rId7"/>
-      <w:footerReference w:type="default" r:id="rId8"/>
-      <w:headerReference w:type="first" r:id="rId9"/>
-      <w:footerReference w:type="first" r:id="rId10"/>
+      <w:headerReference w:type="default" r:id="rId9"/>
+      <w:footerReference w:type="default" r:id="rId10"/>
+      <w:headerReference w:type="first" r:id="rId11"/>
+      <w:footerReference w:type="first" r:id="rId12"/>
       <w:type w:val="continuous"/>
       <w:pgSz w:w="11906" w:h="16838"/>
       <w:pgMar w:top="1276" w:right="851" w:bottom="992" w:left="851" w:header="709" w:footer="266" w:gutter="0"/>
@@ -1155,7 +1065,7 @@
 </file>
 
 <file path=word/endnotes.xml><?xml version="1.0" encoding="utf-8"?>
-<w:endnotes xmlns:wpc="http://schemas.microsoft.com/office/word/2010/wordprocessingCanvas" xmlns:cx="http://schemas.microsoft.com/office/drawing/2014/chartex" xmlns:cx1="http://schemas.microsoft.com/office/drawing/2015/9/8/chartex" xmlns:cx2="http://schemas.microsoft.com/office/drawing/2015/10/21/chartex" xmlns:cx3="http://schemas.microsoft.com/office/drawing/2016/5/9/chartex" xmlns:cx4="http://schemas.microsoft.com/office/drawing/2016/5/10/chartex" xmlns:cx5="http://schemas.microsoft.com/office/drawing/2016/5/11/chartex" xmlns:cx6="http://schemas.microsoft.com/office/drawing/2016/5/12/chartex" xmlns:cx7="http://schemas.microsoft.com/office/drawing/2016/5/13/chartex" xmlns:cx8="http://schemas.microsoft.com/office/drawing/2016/5/14/chartex" xmlns:mc="http://schemas.openxmlformats.org/markup-compatibility/2006" xmlns:aink="http://schemas.microsoft.com/office/drawing/2016/ink" xmlns:am3d="http://schemas.microsoft.com/office/drawing/2017/model3d" xmlns:o="urn:schemas-microsoft-com:office:office" xmlns:r="http://schemas.openxmlformats.org/officeDocument/2006/relationships" xmlns:m="http://schemas.openxmlformats.org/officeDocument/2006/math" xmlns:v="urn:schemas-microsoft-com:vml" xmlns:wp14="http://schemas.microsoft.com/office/word/2010/wordprocessingDrawing" xmlns:wp="http://schemas.openxmlformats.org/drawingml/2006/wordprocessingDrawing" xmlns:w10="urn:schemas-microsoft-com:office:word" xmlns:w="http://schemas.openxmlformats.org/wordprocessingml/2006/main" xmlns:w14="http://schemas.microsoft.com/office/word/2010/wordml" xmlns:w15="http://schemas.microsoft.com/office/word/2012/wordml" xmlns:w16cex="http://schemas.microsoft.com/office/word/2018/wordml/cex" xmlns:w16cid="http://schemas.microsoft.com/office/word/2016/wordml/cid" xmlns:w16="http://schemas.microsoft.com/office/word/2018/wordml" xmlns:w16sdtdh="http://schemas.microsoft.com/office/word/2020/wordml/sdtdatahash" xmlns:w16se="http://schemas.microsoft.com/office/word/2015/wordml/symex" xmlns:wpg="http://schemas.microsoft.com/office/word/2010/wordprocessingGroup" xmlns:wpi="http://schemas.microsoft.com/office/word/2010/wordprocessingInk" xmlns:wne="http://schemas.microsoft.com/office/word/2006/wordml" xmlns:wps="http://schemas.microsoft.com/office/word/2010/wordprocessingShape" mc:Ignorable="w14 w15 w16se w16cid w16 w16cex w16sdtdh wp14">
+<w:endnotes xmlns:wpc="http://schemas.microsoft.com/office/word/2010/wordprocessingCanvas" xmlns:cx="http://schemas.microsoft.com/office/drawing/2014/chartex" xmlns:cx1="http://schemas.microsoft.com/office/drawing/2015/9/8/chartex" xmlns:cx2="http://schemas.microsoft.com/office/drawing/2015/10/21/chartex" xmlns:cx3="http://schemas.microsoft.com/office/drawing/2016/5/9/chartex" xmlns:cx4="http://schemas.microsoft.com/office/drawing/2016/5/10/chartex" xmlns:cx5="http://schemas.microsoft.com/office/drawing/2016/5/11/chartex" xmlns:cx6="http://schemas.microsoft.com/office/drawing/2016/5/12/chartex" xmlns:cx7="http://schemas.microsoft.com/office/drawing/2016/5/13/chartex" xmlns:cx8="http://schemas.microsoft.com/office/drawing/2016/5/14/chartex" xmlns:mc="http://schemas.openxmlformats.org/markup-compatibility/2006" xmlns:aink="http://schemas.microsoft.com/office/drawing/2016/ink" xmlns:am3d="http://schemas.microsoft.com/office/drawing/2017/model3d" xmlns:o="urn:schemas-microsoft-com:office:office" xmlns:oel="http://schemas.microsoft.com/office/2019/extlst" xmlns:r="http://schemas.openxmlformats.org/officeDocument/2006/relationships" xmlns:m="http://schemas.openxmlformats.org/officeDocument/2006/math" xmlns:v="urn:schemas-microsoft-com:vml" xmlns:wp14="http://schemas.microsoft.com/office/word/2010/wordprocessingDrawing" xmlns:wp="http://schemas.openxmlformats.org/drawingml/2006/wordprocessingDrawing" xmlns:w10="urn:schemas-microsoft-com:office:word" xmlns:w="http://schemas.openxmlformats.org/wordprocessingml/2006/main" xmlns:w14="http://schemas.microsoft.com/office/word/2010/wordml" xmlns:w15="http://schemas.microsoft.com/office/word/2012/wordml" xmlns:w16cex="http://schemas.microsoft.com/office/word/2018/wordml/cex" xmlns:w16cid="http://schemas.microsoft.com/office/word/2016/wordml/cid" xmlns:w16="http://schemas.microsoft.com/office/word/2018/wordml" xmlns:w16du="http://schemas.microsoft.com/office/word/2023/wordml/word16du" xmlns:w16sdtdh="http://schemas.microsoft.com/office/word/2020/wordml/sdtdatahash" xmlns:w16sdtfl="http://schemas.microsoft.com/office/word/2024/wordml/sdtformatlock" xmlns:w16se="http://schemas.microsoft.com/office/word/2015/wordml/symex" xmlns:wpg="http://schemas.microsoft.com/office/word/2010/wordprocessingGroup" xmlns:wpi="http://schemas.microsoft.com/office/word/2010/wordprocessingInk" xmlns:wne="http://schemas.microsoft.com/office/word/2006/wordml" xmlns:wps="http://schemas.microsoft.com/office/word/2010/wordprocessingShape" mc:Ignorable="w14 w15 w16se w16cid w16 w16cex w16sdtdh w16sdtfl w16du wp14">
   <w:endnote w:type="separator" w:id="-1">
     <w:p>
       <w:pPr>
@@ -1180,7 +1090,7 @@
 </file>
 
 <file path=word/footer1.xml><?xml version="1.0" encoding="utf-8"?>
-<w:ftr xmlns:wpc="http://schemas.microsoft.com/office/word/2010/wordprocessingCanvas" xmlns:cx="http://schemas.microsoft.com/office/drawing/2014/chartex" xmlns:cx1="http://schemas.microsoft.com/office/drawing/2015/9/8/chartex" xmlns:cx2="http://schemas.microsoft.com/office/drawing/2015/10/21/chartex" xmlns:cx3="http://schemas.microsoft.com/office/drawing/2016/5/9/chartex" xmlns:cx4="http://schemas.microsoft.com/office/drawing/2016/5/10/chartex" xmlns:cx5="http://schemas.microsoft.com/office/drawing/2016/5/11/chartex" xmlns:cx6="http://schemas.microsoft.com/office/drawing/2016/5/12/chartex" xmlns:cx7="http://schemas.microsoft.com/office/drawing/2016/5/13/chartex" xmlns:cx8="http://schemas.microsoft.com/office/drawing/2016/5/14/chartex" xmlns:mc="http://schemas.openxmlformats.org/markup-compatibility/2006" xmlns:aink="http://schemas.microsoft.com/office/drawing/2016/ink" xmlns:am3d="http://schemas.microsoft.com/office/drawing/2017/model3d" xmlns:o="urn:schemas-microsoft-com:office:office" xmlns:r="http://schemas.openxmlformats.org/officeDocument/2006/relationships" xmlns:m="http://schemas.openxmlformats.org/officeDocument/2006/math" xmlns:v="urn:schemas-microsoft-com:vml" xmlns:wp14="http://schemas.microsoft.com/office/word/2010/wordprocessingDrawing" xmlns:wp="http://schemas.openxmlformats.org/drawingml/2006/wordprocessingDrawing" xmlns:w10="urn:schemas-microsoft-com:office:word" xmlns:w="http://schemas.openxmlformats.org/wordprocessingml/2006/main" xmlns:w14="http://schemas.microsoft.com/office/word/2010/wordml" xmlns:w15="http://schemas.microsoft.com/office/word/2012/wordml" xmlns:w16cex="http://schemas.microsoft.com/office/word/2018/wordml/cex" xmlns:w16cid="http://schemas.microsoft.com/office/word/2016/wordml/cid" xmlns:w16="http://schemas.microsoft.com/office/word/2018/wordml" xmlns:w16sdtdh="http://schemas.microsoft.com/office/word/2020/wordml/sdtdatahash" xmlns:w16se="http://schemas.microsoft.com/office/word/2015/wordml/symex" xmlns:wpg="http://schemas.microsoft.com/office/word/2010/wordprocessingGroup" xmlns:wpi="http://schemas.microsoft.com/office/word/2010/wordprocessingInk" xmlns:wne="http://schemas.microsoft.com/office/word/2006/wordml" xmlns:wps="http://schemas.microsoft.com/office/word/2010/wordprocessingShape" mc:Ignorable="w14 w15 w16se w16cid w16 w16cex w16sdtdh wp14">
+<w:ftr xmlns:wpc="http://schemas.microsoft.com/office/word/2010/wordprocessingCanvas" xmlns:cx="http://schemas.microsoft.com/office/drawing/2014/chartex" xmlns:cx1="http://schemas.microsoft.com/office/drawing/2015/9/8/chartex" xmlns:cx2="http://schemas.microsoft.com/office/drawing/2015/10/21/chartex" xmlns:cx3="http://schemas.microsoft.com/office/drawing/2016/5/9/chartex" xmlns:cx4="http://schemas.microsoft.com/office/drawing/2016/5/10/chartex" xmlns:cx5="http://schemas.microsoft.com/office/drawing/2016/5/11/chartex" xmlns:cx6="http://schemas.microsoft.com/office/drawing/2016/5/12/chartex" xmlns:cx7="http://schemas.microsoft.com/office/drawing/2016/5/13/chartex" xmlns:cx8="http://schemas.microsoft.com/office/drawing/2016/5/14/chartex" xmlns:mc="http://schemas.openxmlformats.org/markup-compatibility/2006" xmlns:aink="http://schemas.microsoft.com/office/drawing/2016/ink" xmlns:am3d="http://schemas.microsoft.com/office/drawing/2017/model3d" xmlns:o="urn:schemas-microsoft-com:office:office" xmlns:oel="http://schemas.microsoft.com/office/2019/extlst" xmlns:r="http://schemas.openxmlformats.org/officeDocument/2006/relationships" xmlns:m="http://schemas.openxmlformats.org/officeDocument/2006/math" xmlns:v="urn:schemas-microsoft-com:vml" xmlns:wp14="http://schemas.microsoft.com/office/word/2010/wordprocessingDrawing" xmlns:wp="http://schemas.openxmlformats.org/drawingml/2006/wordprocessingDrawing" xmlns:w10="urn:schemas-microsoft-com:office:word" xmlns:w="http://schemas.openxmlformats.org/wordprocessingml/2006/main" xmlns:w14="http://schemas.microsoft.com/office/word/2010/wordml" xmlns:w15="http://schemas.microsoft.com/office/word/2012/wordml" xmlns:w16cex="http://schemas.microsoft.com/office/word/2018/wordml/cex" xmlns:w16cid="http://schemas.microsoft.com/office/word/2016/wordml/cid" xmlns:w16="http://schemas.microsoft.com/office/word/2018/wordml" xmlns:w16du="http://schemas.microsoft.com/office/word/2023/wordml/word16du" xmlns:w16sdtdh="http://schemas.microsoft.com/office/word/2020/wordml/sdtdatahash" xmlns:w16sdtfl="http://schemas.microsoft.com/office/word/2024/wordml/sdtformatlock" xmlns:w16se="http://schemas.microsoft.com/office/word/2015/wordml/symex" xmlns:wpg="http://schemas.microsoft.com/office/word/2010/wordprocessingGroup" xmlns:wpi="http://schemas.microsoft.com/office/word/2010/wordprocessingInk" xmlns:wne="http://schemas.microsoft.com/office/word/2006/wordml" xmlns:wps="http://schemas.microsoft.com/office/word/2010/wordprocessingShape" mc:Ignorable="w14 w15 w16se w16cid w16 w16cex w16sdtdh w16sdtfl w16du wp14">
   <w:tbl>
     <w:tblPr>
       <w:tblStyle w:val="Grilledutableau"/>
@@ -1321,7 +1231,7 @@
 </file>
 
 <file path=word/footer2.xml><?xml version="1.0" encoding="utf-8"?>
-<w:ftr xmlns:wpc="http://schemas.microsoft.com/office/word/2010/wordprocessingCanvas" xmlns:cx="http://schemas.microsoft.com/office/drawing/2014/chartex" xmlns:cx1="http://schemas.microsoft.com/office/drawing/2015/9/8/chartex" xmlns:cx2="http://schemas.microsoft.com/office/drawing/2015/10/21/chartex" xmlns:cx3="http://schemas.microsoft.com/office/drawing/2016/5/9/chartex" xmlns:cx4="http://schemas.microsoft.com/office/drawing/2016/5/10/chartex" xmlns:cx5="http://schemas.microsoft.com/office/drawing/2016/5/11/chartex" xmlns:cx6="http://schemas.microsoft.com/office/drawing/2016/5/12/chartex" xmlns:cx7="http://schemas.microsoft.com/office/drawing/2016/5/13/chartex" xmlns:cx8="http://schemas.microsoft.com/office/drawing/2016/5/14/chartex" xmlns:mc="http://schemas.openxmlformats.org/markup-compatibility/2006" xmlns:aink="http://schemas.microsoft.com/office/drawing/2016/ink" xmlns:am3d="http://schemas.microsoft.com/office/drawing/2017/model3d" xmlns:o="urn:schemas-microsoft-com:office:office" xmlns:r="http://schemas.openxmlformats.org/officeDocument/2006/relationships" xmlns:m="http://schemas.openxmlformats.org/officeDocument/2006/math" xmlns:v="urn:schemas-microsoft-com:vml" xmlns:wp14="http://schemas.microsoft.com/office/word/2010/wordprocessingDrawing" xmlns:wp="http://schemas.openxmlformats.org/drawingml/2006/wordprocessingDrawing" xmlns:w10="urn:schemas-microsoft-com:office:word" xmlns:w="http://schemas.openxmlformats.org/wordprocessingml/2006/main" xmlns:w14="http://schemas.microsoft.com/office/word/2010/wordml" xmlns:w15="http://schemas.microsoft.com/office/word/2012/wordml" xmlns:w16cex="http://schemas.microsoft.com/office/word/2018/wordml/cex" xmlns:w16cid="http://schemas.microsoft.com/office/word/2016/wordml/cid" xmlns:w16="http://schemas.microsoft.com/office/word/2018/wordml" xmlns:w16sdtdh="http://schemas.microsoft.com/office/word/2020/wordml/sdtdatahash" xmlns:w16se="http://schemas.microsoft.com/office/word/2015/wordml/symex" xmlns:wpg="http://schemas.microsoft.com/office/word/2010/wordprocessingGroup" xmlns:wpi="http://schemas.microsoft.com/office/word/2010/wordprocessingInk" xmlns:wne="http://schemas.microsoft.com/office/word/2006/wordml" xmlns:wps="http://schemas.microsoft.com/office/word/2010/wordprocessingShape" mc:Ignorable="w14 w15 w16se w16cid w16 w16cex w16sdtdh wp14">
+<w:ftr xmlns:wpc="http://schemas.microsoft.com/office/word/2010/wordprocessingCanvas" xmlns:cx="http://schemas.microsoft.com/office/drawing/2014/chartex" xmlns:cx1="http://schemas.microsoft.com/office/drawing/2015/9/8/chartex" xmlns:cx2="http://schemas.microsoft.com/office/drawing/2015/10/21/chartex" xmlns:cx3="http://schemas.microsoft.com/office/drawing/2016/5/9/chartex" xmlns:cx4="http://schemas.microsoft.com/office/drawing/2016/5/10/chartex" xmlns:cx5="http://schemas.microsoft.com/office/drawing/2016/5/11/chartex" xmlns:cx6="http://schemas.microsoft.com/office/drawing/2016/5/12/chartex" xmlns:cx7="http://schemas.microsoft.com/office/drawing/2016/5/13/chartex" xmlns:cx8="http://schemas.microsoft.com/office/drawing/2016/5/14/chartex" xmlns:mc="http://schemas.openxmlformats.org/markup-compatibility/2006" xmlns:aink="http://schemas.microsoft.com/office/drawing/2016/ink" xmlns:am3d="http://schemas.microsoft.com/office/drawing/2017/model3d" xmlns:o="urn:schemas-microsoft-com:office:office" xmlns:oel="http://schemas.microsoft.com/office/2019/extlst" xmlns:r="http://schemas.openxmlformats.org/officeDocument/2006/relationships" xmlns:m="http://schemas.openxmlformats.org/officeDocument/2006/math" xmlns:v="urn:schemas-microsoft-com:vml" xmlns:wp14="http://schemas.microsoft.com/office/word/2010/wordprocessingDrawing" xmlns:wp="http://schemas.openxmlformats.org/drawingml/2006/wordprocessingDrawing" xmlns:w10="urn:schemas-microsoft-com:office:word" xmlns:w="http://schemas.openxmlformats.org/wordprocessingml/2006/main" xmlns:w14="http://schemas.microsoft.com/office/word/2010/wordml" xmlns:w15="http://schemas.microsoft.com/office/word/2012/wordml" xmlns:w16cex="http://schemas.microsoft.com/office/word/2018/wordml/cex" xmlns:w16cid="http://schemas.microsoft.com/office/word/2016/wordml/cid" xmlns:w16="http://schemas.microsoft.com/office/word/2018/wordml" xmlns:w16du="http://schemas.microsoft.com/office/word/2023/wordml/word16du" xmlns:w16sdtdh="http://schemas.microsoft.com/office/word/2020/wordml/sdtdatahash" xmlns:w16sdtfl="http://schemas.microsoft.com/office/word/2024/wordml/sdtformatlock" xmlns:w16se="http://schemas.microsoft.com/office/word/2015/wordml/symex" xmlns:wpg="http://schemas.microsoft.com/office/word/2010/wordprocessingGroup" xmlns:wpi="http://schemas.microsoft.com/office/word/2010/wordprocessingInk" xmlns:wne="http://schemas.microsoft.com/office/word/2006/wordml" xmlns:wps="http://schemas.microsoft.com/office/word/2010/wordprocessingShape" mc:Ignorable="w14 w15 w16se w16cid w16 w16cex w16sdtdh w16sdtfl w16du wp14">
   <w:tbl>
     <w:tblPr>
       <w:tblStyle w:val="Grilledutableau"/>
@@ -1462,7 +1372,7 @@
 </file>
 
 <file path=word/footnotes.xml><?xml version="1.0" encoding="utf-8"?>
-<w:footnotes xmlns:wpc="http://schemas.microsoft.com/office/word/2010/wordprocessingCanvas" xmlns:cx="http://schemas.microsoft.com/office/drawing/2014/chartex" xmlns:cx1="http://schemas.microsoft.com/office/drawing/2015/9/8/chartex" xmlns:cx2="http://schemas.microsoft.com/office/drawing/2015/10/21/chartex" xmlns:cx3="http://schemas.microsoft.com/office/drawing/2016/5/9/chartex" xmlns:cx4="http://schemas.microsoft.com/office/drawing/2016/5/10/chartex" xmlns:cx5="http://schemas.microsoft.com/office/drawing/2016/5/11/chartex" xmlns:cx6="http://schemas.microsoft.com/office/drawing/2016/5/12/chartex" xmlns:cx7="http://schemas.microsoft.com/office/drawing/2016/5/13/chartex" xmlns:cx8="http://schemas.microsoft.com/office/drawing/2016/5/14/chartex" xmlns:mc="http://schemas.openxmlformats.org/markup-compatibility/2006" xmlns:aink="http://schemas.microsoft.com/office/drawing/2016/ink" xmlns:am3d="http://schemas.microsoft.com/office/drawing/2017/model3d" xmlns:o="urn:schemas-microsoft-com:office:office" xmlns:r="http://schemas.openxmlformats.org/officeDocument/2006/relationships" xmlns:m="http://schemas.openxmlformats.org/officeDocument/2006/math" xmlns:v="urn:schemas-microsoft-com:vml" xmlns:wp14="http://schemas.microsoft.com/office/word/2010/wordprocessingDrawing" xmlns:wp="http://schemas.openxmlformats.org/drawingml/2006/wordprocessingDrawing" xmlns:w10="urn:schemas-microsoft-com:office:word" xmlns:w="http://schemas.openxmlformats.org/wordprocessingml/2006/main" xmlns:w14="http://schemas.microsoft.com/office/word/2010/wordml" xmlns:w15="http://schemas.microsoft.com/office/word/2012/wordml" xmlns:w16cex="http://schemas.microsoft.com/office/word/2018/wordml/cex" xmlns:w16cid="http://schemas.microsoft.com/office/word/2016/wordml/cid" xmlns:w16="http://schemas.microsoft.com/office/word/2018/wordml" xmlns:w16sdtdh="http://schemas.microsoft.com/office/word/2020/wordml/sdtdatahash" xmlns:w16se="http://schemas.microsoft.com/office/word/2015/wordml/symex" xmlns:wpg="http://schemas.microsoft.com/office/word/2010/wordprocessingGroup" xmlns:wpi="http://schemas.microsoft.com/office/word/2010/wordprocessingInk" xmlns:wne="http://schemas.microsoft.com/office/word/2006/wordml" xmlns:wps="http://schemas.microsoft.com/office/word/2010/wordprocessingShape" mc:Ignorable="w14 w15 w16se w16cid w16 w16cex w16sdtdh wp14">
+<w:footnotes xmlns:wpc="http://schemas.microsoft.com/office/word/2010/wordprocessingCanvas" xmlns:cx="http://schemas.microsoft.com/office/drawing/2014/chartex" xmlns:cx1="http://schemas.microsoft.com/office/drawing/2015/9/8/chartex" xmlns:cx2="http://schemas.microsoft.com/office/drawing/2015/10/21/chartex" xmlns:cx3="http://schemas.microsoft.com/office/drawing/2016/5/9/chartex" xmlns:cx4="http://schemas.microsoft.com/office/drawing/2016/5/10/chartex" xmlns:cx5="http://schemas.microsoft.com/office/drawing/2016/5/11/chartex" xmlns:cx6="http://schemas.microsoft.com/office/drawing/2016/5/12/chartex" xmlns:cx7="http://schemas.microsoft.com/office/drawing/2016/5/13/chartex" xmlns:cx8="http://schemas.microsoft.com/office/drawing/2016/5/14/chartex" xmlns:mc="http://schemas.openxmlformats.org/markup-compatibility/2006" xmlns:aink="http://schemas.microsoft.com/office/drawing/2016/ink" xmlns:am3d="http://schemas.microsoft.com/office/drawing/2017/model3d" xmlns:o="urn:schemas-microsoft-com:office:office" xmlns:oel="http://schemas.microsoft.com/office/2019/extlst" xmlns:r="http://schemas.openxmlformats.org/officeDocument/2006/relationships" xmlns:m="http://schemas.openxmlformats.org/officeDocument/2006/math" xmlns:v="urn:schemas-microsoft-com:vml" xmlns:wp14="http://schemas.microsoft.com/office/word/2010/wordprocessingDrawing" xmlns:wp="http://schemas.openxmlformats.org/drawingml/2006/wordprocessingDrawing" xmlns:w10="urn:schemas-microsoft-com:office:word" xmlns:w="http://schemas.openxmlformats.org/wordprocessingml/2006/main" xmlns:w14="http://schemas.microsoft.com/office/word/2010/wordml" xmlns:w15="http://schemas.microsoft.com/office/word/2012/wordml" xmlns:w16cex="http://schemas.microsoft.com/office/word/2018/wordml/cex" xmlns:w16cid="http://schemas.microsoft.com/office/word/2016/wordml/cid" xmlns:w16="http://schemas.microsoft.com/office/word/2018/wordml" xmlns:w16du="http://schemas.microsoft.com/office/word/2023/wordml/word16du" xmlns:w16sdtdh="http://schemas.microsoft.com/office/word/2020/wordml/sdtdatahash" xmlns:w16sdtfl="http://schemas.microsoft.com/office/word/2024/wordml/sdtformatlock" xmlns:w16se="http://schemas.microsoft.com/office/word/2015/wordml/symex" xmlns:wpg="http://schemas.microsoft.com/office/word/2010/wordprocessingGroup" xmlns:wpi="http://schemas.microsoft.com/office/word/2010/wordprocessingInk" xmlns:wne="http://schemas.microsoft.com/office/word/2006/wordml" xmlns:wps="http://schemas.microsoft.com/office/word/2010/wordprocessingShape" mc:Ignorable="w14 w15 w16se w16cid w16 w16cex w16sdtdh w16sdtfl w16du wp14">
   <w:footnote w:type="separator" w:id="-1">
     <w:p>
       <w:pPr>
@@ -1487,7 +1397,7 @@
 </file>
 
 <file path=word/header1.xml><?xml version="1.0" encoding="utf-8"?>
-<w:hdr xmlns:wpc="http://schemas.microsoft.com/office/word/2010/wordprocessingCanvas" xmlns:cx="http://schemas.microsoft.com/office/drawing/2014/chartex" xmlns:cx1="http://schemas.microsoft.com/office/drawing/2015/9/8/chartex" xmlns:cx2="http://schemas.microsoft.com/office/drawing/2015/10/21/chartex" xmlns:cx3="http://schemas.microsoft.com/office/drawing/2016/5/9/chartex" xmlns:cx4="http://schemas.microsoft.com/office/drawing/2016/5/10/chartex" xmlns:cx5="http://schemas.microsoft.com/office/drawing/2016/5/11/chartex" xmlns:cx6="http://schemas.microsoft.com/office/drawing/2016/5/12/chartex" xmlns:cx7="http://schemas.microsoft.com/office/drawing/2016/5/13/chartex" xmlns:cx8="http://schemas.microsoft.com/office/drawing/2016/5/14/chartex" xmlns:mc="http://schemas.openxmlformats.org/markup-compatibility/2006" xmlns:aink="http://schemas.microsoft.com/office/drawing/2016/ink" xmlns:am3d="http://schemas.microsoft.com/office/drawing/2017/model3d" xmlns:o="urn:schemas-microsoft-com:office:office" xmlns:r="http://schemas.openxmlformats.org/officeDocument/2006/relationships" xmlns:m="http://schemas.openxmlformats.org/officeDocument/2006/math" xmlns:v="urn:schemas-microsoft-com:vml" xmlns:wp14="http://schemas.microsoft.com/office/word/2010/wordprocessingDrawing" xmlns:wp="http://schemas.openxmlformats.org/drawingml/2006/wordprocessingDrawing" xmlns:w10="urn:schemas-microsoft-com:office:word" xmlns:w="http://schemas.openxmlformats.org/wordprocessingml/2006/main" xmlns:w14="http://schemas.microsoft.com/office/word/2010/wordml" xmlns:w15="http://schemas.microsoft.com/office/word/2012/wordml" xmlns:w16cex="http://schemas.microsoft.com/office/word/2018/wordml/cex" xmlns:w16cid="http://schemas.microsoft.com/office/word/2016/wordml/cid" xmlns:w16="http://schemas.microsoft.com/office/word/2018/wordml" xmlns:w16sdtdh="http://schemas.microsoft.com/office/word/2020/wordml/sdtdatahash" xmlns:w16se="http://schemas.microsoft.com/office/word/2015/wordml/symex" xmlns:wpg="http://schemas.microsoft.com/office/word/2010/wordprocessingGroup" xmlns:wpi="http://schemas.microsoft.com/office/word/2010/wordprocessingInk" xmlns:wne="http://schemas.microsoft.com/office/word/2006/wordml" xmlns:wps="http://schemas.microsoft.com/office/word/2010/wordprocessingShape" mc:Ignorable="w14 w15 w16se w16cid w16 w16cex w16sdtdh wp14">
+<w:hdr xmlns:wpc="http://schemas.microsoft.com/office/word/2010/wordprocessingCanvas" xmlns:cx="http://schemas.microsoft.com/office/drawing/2014/chartex" xmlns:cx1="http://schemas.microsoft.com/office/drawing/2015/9/8/chartex" xmlns:cx2="http://schemas.microsoft.com/office/drawing/2015/10/21/chartex" xmlns:cx3="http://schemas.microsoft.com/office/drawing/2016/5/9/chartex" xmlns:cx4="http://schemas.microsoft.com/office/drawing/2016/5/10/chartex" xmlns:cx5="http://schemas.microsoft.com/office/drawing/2016/5/11/chartex" xmlns:cx6="http://schemas.microsoft.com/office/drawing/2016/5/12/chartex" xmlns:cx7="http://schemas.microsoft.com/office/drawing/2016/5/13/chartex" xmlns:cx8="http://schemas.microsoft.com/office/drawing/2016/5/14/chartex" xmlns:mc="http://schemas.openxmlformats.org/markup-compatibility/2006" xmlns:aink="http://schemas.microsoft.com/office/drawing/2016/ink" xmlns:am3d="http://schemas.microsoft.com/office/drawing/2017/model3d" xmlns:o="urn:schemas-microsoft-com:office:office" xmlns:oel="http://schemas.microsoft.com/office/2019/extlst" xmlns:r="http://schemas.openxmlformats.org/officeDocument/2006/relationships" xmlns:m="http://schemas.openxmlformats.org/officeDocument/2006/math" xmlns:v="urn:schemas-microsoft-com:vml" xmlns:wp14="http://schemas.microsoft.com/office/word/2010/wordprocessingDrawing" xmlns:wp="http://schemas.openxmlformats.org/drawingml/2006/wordprocessingDrawing" xmlns:w10="urn:schemas-microsoft-com:office:word" xmlns:w="http://schemas.openxmlformats.org/wordprocessingml/2006/main" xmlns:w14="http://schemas.microsoft.com/office/word/2010/wordml" xmlns:w15="http://schemas.microsoft.com/office/word/2012/wordml" xmlns:w16cex="http://schemas.microsoft.com/office/word/2018/wordml/cex" xmlns:w16cid="http://schemas.microsoft.com/office/word/2016/wordml/cid" xmlns:w16="http://schemas.microsoft.com/office/word/2018/wordml" xmlns:w16du="http://schemas.microsoft.com/office/word/2023/wordml/word16du" xmlns:w16sdtdh="http://schemas.microsoft.com/office/word/2020/wordml/sdtdatahash" xmlns:w16sdtfl="http://schemas.microsoft.com/office/word/2024/wordml/sdtformatlock" xmlns:w16se="http://schemas.microsoft.com/office/word/2015/wordml/symex" xmlns:wpg="http://schemas.microsoft.com/office/word/2010/wordprocessingGroup" xmlns:wpi="http://schemas.microsoft.com/office/word/2010/wordprocessingInk" xmlns:wne="http://schemas.microsoft.com/office/word/2006/wordml" xmlns:wps="http://schemas.microsoft.com/office/word/2010/wordprocessingShape" mc:Ignorable="w14 w15 w16se w16cid w16 w16cex w16sdtdh w16sdtfl w16du wp14">
   <w:tbl>
     <w:tblPr>
       <w:tblStyle w:val="Grilledutableau"/>
@@ -1676,7 +1586,7 @@
 </file>
 
 <file path=word/header2.xml><?xml version="1.0" encoding="utf-8"?>
-<w:hdr xmlns:wpc="http://schemas.microsoft.com/office/word/2010/wordprocessingCanvas" xmlns:cx="http://schemas.microsoft.com/office/drawing/2014/chartex" xmlns:cx1="http://schemas.microsoft.com/office/drawing/2015/9/8/chartex" xmlns:cx2="http://schemas.microsoft.com/office/drawing/2015/10/21/chartex" xmlns:cx3="http://schemas.microsoft.com/office/drawing/2016/5/9/chartex" xmlns:cx4="http://schemas.microsoft.com/office/drawing/2016/5/10/chartex" xmlns:cx5="http://schemas.microsoft.com/office/drawing/2016/5/11/chartex" xmlns:cx6="http://schemas.microsoft.com/office/drawing/2016/5/12/chartex" xmlns:cx7="http://schemas.microsoft.com/office/drawing/2016/5/13/chartex" xmlns:cx8="http://schemas.microsoft.com/office/drawing/2016/5/14/chartex" xmlns:mc="http://schemas.openxmlformats.org/markup-compatibility/2006" xmlns:aink="http://schemas.microsoft.com/office/drawing/2016/ink" xmlns:am3d="http://schemas.microsoft.com/office/drawing/2017/model3d" xmlns:o="urn:schemas-microsoft-com:office:office" xmlns:r="http://schemas.openxmlformats.org/officeDocument/2006/relationships" xmlns:m="http://schemas.openxmlformats.org/officeDocument/2006/math" xmlns:v="urn:schemas-microsoft-com:vml" xmlns:wp14="http://schemas.microsoft.com/office/word/2010/wordprocessingDrawing" xmlns:wp="http://schemas.openxmlformats.org/drawingml/2006/wordprocessingDrawing" xmlns:w10="urn:schemas-microsoft-com:office:word" xmlns:w="http://schemas.openxmlformats.org/wordprocessingml/2006/main" xmlns:w14="http://schemas.microsoft.com/office/word/2010/wordml" xmlns:w15="http://schemas.microsoft.com/office/word/2012/wordml" xmlns:w16cex="http://schemas.microsoft.com/office/word/2018/wordml/cex" xmlns:w16cid="http://schemas.microsoft.com/office/word/2016/wordml/cid" xmlns:w16="http://schemas.microsoft.com/office/word/2018/wordml" xmlns:w16sdtdh="http://schemas.microsoft.com/office/word/2020/wordml/sdtdatahash" xmlns:w16se="http://schemas.microsoft.com/office/word/2015/wordml/symex" xmlns:wpg="http://schemas.microsoft.com/office/word/2010/wordprocessingGroup" xmlns:wpi="http://schemas.microsoft.com/office/word/2010/wordprocessingInk" xmlns:wne="http://schemas.microsoft.com/office/word/2006/wordml" xmlns:wps="http://schemas.microsoft.com/office/word/2010/wordprocessingShape" mc:Ignorable="w14 w15 w16se w16cid w16 w16cex w16sdtdh wp14">
+<w:hdr xmlns:wpc="http://schemas.microsoft.com/office/word/2010/wordprocessingCanvas" xmlns:cx="http://schemas.microsoft.com/office/drawing/2014/chartex" xmlns:cx1="http://schemas.microsoft.com/office/drawing/2015/9/8/chartex" xmlns:cx2="http://schemas.microsoft.com/office/drawing/2015/10/21/chartex" xmlns:cx3="http://schemas.microsoft.com/office/drawing/2016/5/9/chartex" xmlns:cx4="http://schemas.microsoft.com/office/drawing/2016/5/10/chartex" xmlns:cx5="http://schemas.microsoft.com/office/drawing/2016/5/11/chartex" xmlns:cx6="http://schemas.microsoft.com/office/drawing/2016/5/12/chartex" xmlns:cx7="http://schemas.microsoft.com/office/drawing/2016/5/13/chartex" xmlns:cx8="http://schemas.microsoft.com/office/drawing/2016/5/14/chartex" xmlns:mc="http://schemas.openxmlformats.org/markup-compatibility/2006" xmlns:aink="http://schemas.microsoft.com/office/drawing/2016/ink" xmlns:am3d="http://schemas.microsoft.com/office/drawing/2017/model3d" xmlns:o="urn:schemas-microsoft-com:office:office" xmlns:oel="http://schemas.microsoft.com/office/2019/extlst" xmlns:r="http://schemas.openxmlformats.org/officeDocument/2006/relationships" xmlns:m="http://schemas.openxmlformats.org/officeDocument/2006/math" xmlns:v="urn:schemas-microsoft-com:vml" xmlns:wp14="http://schemas.microsoft.com/office/word/2010/wordprocessingDrawing" xmlns:wp="http://schemas.openxmlformats.org/drawingml/2006/wordprocessingDrawing" xmlns:w10="urn:schemas-microsoft-com:office:word" xmlns:w="http://schemas.openxmlformats.org/wordprocessingml/2006/main" xmlns:w14="http://schemas.microsoft.com/office/word/2010/wordml" xmlns:w15="http://schemas.microsoft.com/office/word/2012/wordml" xmlns:w16cex="http://schemas.microsoft.com/office/word/2018/wordml/cex" xmlns:w16cid="http://schemas.microsoft.com/office/word/2016/wordml/cid" xmlns:w16="http://schemas.microsoft.com/office/word/2018/wordml" xmlns:w16du="http://schemas.microsoft.com/office/word/2023/wordml/word16du" xmlns:w16sdtdh="http://schemas.microsoft.com/office/word/2020/wordml/sdtdatahash" xmlns:w16sdtfl="http://schemas.microsoft.com/office/word/2024/wordml/sdtformatlock" xmlns:w16se="http://schemas.microsoft.com/office/word/2015/wordml/symex" xmlns:wpg="http://schemas.microsoft.com/office/word/2010/wordprocessingGroup" xmlns:wpi="http://schemas.microsoft.com/office/word/2010/wordprocessingInk" xmlns:wne="http://schemas.microsoft.com/office/word/2006/wordml" xmlns:wps="http://schemas.microsoft.com/office/word/2010/wordprocessingShape" mc:Ignorable="w14 w15 w16se w16cid w16 w16cex w16sdtdh w16sdtfl w16du wp14">
   <w:tbl>
     <w:tblPr>
       <w:tblStyle w:val="Grilledutableau"/>
@@ -1865,7 +1775,7 @@
 </file>
 
 <file path=word/numbering.xml><?xml version="1.0" encoding="utf-8"?>
-<w:numbering xmlns:wpc="http://schemas.microsoft.com/office/word/2010/wordprocessingCanvas" xmlns:cx="http://schemas.microsoft.com/office/drawing/2014/chartex" xmlns:cx1="http://schemas.microsoft.com/office/drawing/2015/9/8/chartex" xmlns:cx2="http://schemas.microsoft.com/office/drawing/2015/10/21/chartex" xmlns:cx3="http://schemas.microsoft.com/office/drawing/2016/5/9/chartex" xmlns:cx4="http://schemas.microsoft.com/office/drawing/2016/5/10/chartex" xmlns:cx5="http://schemas.microsoft.com/office/drawing/2016/5/11/chartex" xmlns:cx6="http://schemas.microsoft.com/office/drawing/2016/5/12/chartex" xmlns:cx7="http://schemas.microsoft.com/office/drawing/2016/5/13/chartex" xmlns:cx8="http://schemas.microsoft.com/office/drawing/2016/5/14/chartex" xmlns:mc="http://schemas.openxmlformats.org/markup-compatibility/2006" xmlns:aink="http://schemas.microsoft.com/office/drawing/2016/ink" xmlns:am3d="http://schemas.microsoft.com/office/drawing/2017/model3d" xmlns:o="urn:schemas-microsoft-com:office:office" xmlns:r="http://schemas.openxmlformats.org/officeDocument/2006/relationships" xmlns:m="http://schemas.openxmlformats.org/officeDocument/2006/math" xmlns:v="urn:schemas-microsoft-com:vml" xmlns:wp14="http://schemas.microsoft.com/office/word/2010/wordprocessingDrawing" xmlns:wp="http://schemas.openxmlformats.org/drawingml/2006/wordprocessingDrawing" xmlns:w10="urn:schemas-microsoft-com:office:word" xmlns:w="http://schemas.openxmlformats.org/wordprocessingml/2006/main" xmlns:w14="http://schemas.microsoft.com/office/word/2010/wordml" xmlns:w15="http://schemas.microsoft.com/office/word/2012/wordml" xmlns:w16cex="http://schemas.microsoft.com/office/word/2018/wordml/cex" xmlns:w16cid="http://schemas.microsoft.com/office/word/2016/wordml/cid" xmlns:w16="http://schemas.microsoft.com/office/word/2018/wordml" xmlns:w16sdtdh="http://schemas.microsoft.com/office/word/2020/wordml/sdtdatahash" xmlns:w16se="http://schemas.microsoft.com/office/word/2015/wordml/symex" xmlns:wpg="http://schemas.microsoft.com/office/word/2010/wordprocessingGroup" xmlns:wpi="http://schemas.microsoft.com/office/word/2010/wordprocessingInk" xmlns:wne="http://schemas.microsoft.com/office/word/2006/wordml" xmlns:wps="http://schemas.microsoft.com/office/word/2010/wordprocessingShape" mc:Ignorable="w14 w15 w16se w16cid w16 w16cex w16sdtdh wp14">
+<w:numbering xmlns:wpc="http://schemas.microsoft.com/office/word/2010/wordprocessingCanvas" xmlns:cx="http://schemas.microsoft.com/office/drawing/2014/chartex" xmlns:cx1="http://schemas.microsoft.com/office/drawing/2015/9/8/chartex" xmlns:cx2="http://schemas.microsoft.com/office/drawing/2015/10/21/chartex" xmlns:cx3="http://schemas.microsoft.com/office/drawing/2016/5/9/chartex" xmlns:cx4="http://schemas.microsoft.com/office/drawing/2016/5/10/chartex" xmlns:cx5="http://schemas.microsoft.com/office/drawing/2016/5/11/chartex" xmlns:cx6="http://schemas.microsoft.com/office/drawing/2016/5/12/chartex" xmlns:cx7="http://schemas.microsoft.com/office/drawing/2016/5/13/chartex" xmlns:cx8="http://schemas.microsoft.com/office/drawing/2016/5/14/chartex" xmlns:mc="http://schemas.openxmlformats.org/markup-compatibility/2006" xmlns:aink="http://schemas.microsoft.com/office/drawing/2016/ink" xmlns:am3d="http://schemas.microsoft.com/office/drawing/2017/model3d" xmlns:o="urn:schemas-microsoft-com:office:office" xmlns:oel="http://schemas.microsoft.com/office/2019/extlst" xmlns:r="http://schemas.openxmlformats.org/officeDocument/2006/relationships" xmlns:m="http://schemas.openxmlformats.org/officeDocument/2006/math" xmlns:v="urn:schemas-microsoft-com:vml" xmlns:wp14="http://schemas.microsoft.com/office/word/2010/wordprocessingDrawing" xmlns:wp="http://schemas.openxmlformats.org/drawingml/2006/wordprocessingDrawing" xmlns:w10="urn:schemas-microsoft-com:office:word" xmlns:w="http://schemas.openxmlformats.org/wordprocessingml/2006/main" xmlns:w14="http://schemas.microsoft.com/office/word/2010/wordml" xmlns:w15="http://schemas.microsoft.com/office/word/2012/wordml" xmlns:w16cex="http://schemas.microsoft.com/office/word/2018/wordml/cex" xmlns:w16cid="http://schemas.microsoft.com/office/word/2016/wordml/cid" xmlns:w16="http://schemas.microsoft.com/office/word/2018/wordml" xmlns:w16du="http://schemas.microsoft.com/office/word/2023/wordml/word16du" xmlns:w16sdtdh="http://schemas.microsoft.com/office/word/2020/wordml/sdtdatahash" xmlns:w16sdtfl="http://schemas.microsoft.com/office/word/2024/wordml/sdtformatlock" xmlns:w16se="http://schemas.microsoft.com/office/word/2015/wordml/symex" xmlns:wpg="http://schemas.microsoft.com/office/word/2010/wordprocessingGroup" xmlns:wpi="http://schemas.microsoft.com/office/word/2010/wordprocessingInk" xmlns:wne="http://schemas.microsoft.com/office/word/2006/wordml" xmlns:wps="http://schemas.microsoft.com/office/word/2010/wordprocessingShape" mc:Ignorable="w14 w15 w16se w16cid w16 w16cex w16sdtdh w16sdtfl w16du wp14">
   <w:abstractNum w:abstractNumId="0" w15:restartNumberingAfterBreak="0">
     <w:nsid w:val="003C303B"/>
     <w:multiLevelType w:val="hybridMultilevel"/>
@@ -2769,6 +2679,119 @@
     </w:lvl>
   </w:abstractNum>
   <w:abstractNum w:abstractNumId="8" w15:restartNumberingAfterBreak="0">
+    <w:nsid w:val="4C3607B0"/>
+    <w:multiLevelType w:val="hybridMultilevel"/>
+    <w:tmpl w:val="155E20E0"/>
+    <w:lvl w:ilvl="0" w:tplc="C9D0DD3C">
+      <w:start w:val="1"/>
+      <w:numFmt w:val="bullet"/>
+      <w:lvlText w:val=""/>
+      <w:lvlJc w:val="left"/>
+      <w:pPr>
+        <w:ind w:left="720" w:hanging="360"/>
+      </w:pPr>
+      <w:rPr>
+        <w:rFonts w:ascii="Wingdings" w:hAnsi="Wingdings" w:hint="default"/>
+      </w:rPr>
+    </w:lvl>
+    <w:lvl w:ilvl="1" w:tplc="040C0003" w:tentative="1">
+      <w:start w:val="1"/>
+      <w:numFmt w:val="bullet"/>
+      <w:lvlText w:val="o"/>
+      <w:lvlJc w:val="left"/>
+      <w:pPr>
+        <w:ind w:left="1440" w:hanging="360"/>
+      </w:pPr>
+      <w:rPr>
+        <w:rFonts w:ascii="Courier New" w:hAnsi="Courier New" w:cs="Courier New" w:hint="default"/>
+      </w:rPr>
+    </w:lvl>
+    <w:lvl w:ilvl="2" w:tplc="040C0005" w:tentative="1">
+      <w:start w:val="1"/>
+      <w:numFmt w:val="bullet"/>
+      <w:lvlText w:val=""/>
+      <w:lvlJc w:val="left"/>
+      <w:pPr>
+        <w:ind w:left="2160" w:hanging="360"/>
+      </w:pPr>
+      <w:rPr>
+        <w:rFonts w:ascii="Wingdings" w:hAnsi="Wingdings" w:hint="default"/>
+      </w:rPr>
+    </w:lvl>
+    <w:lvl w:ilvl="3" w:tplc="040C0001" w:tentative="1">
+      <w:start w:val="1"/>
+      <w:numFmt w:val="bullet"/>
+      <w:lvlText w:val=""/>
+      <w:lvlJc w:val="left"/>
+      <w:pPr>
+        <w:ind w:left="2880" w:hanging="360"/>
+      </w:pPr>
+      <w:rPr>
+        <w:rFonts w:ascii="Symbol" w:hAnsi="Symbol" w:hint="default"/>
+      </w:rPr>
+    </w:lvl>
+    <w:lvl w:ilvl="4" w:tplc="040C0003" w:tentative="1">
+      <w:start w:val="1"/>
+      <w:numFmt w:val="bullet"/>
+      <w:lvlText w:val="o"/>
+      <w:lvlJc w:val="left"/>
+      <w:pPr>
+        <w:ind w:left="3600" w:hanging="360"/>
+      </w:pPr>
+      <w:rPr>
+        <w:rFonts w:ascii="Courier New" w:hAnsi="Courier New" w:cs="Courier New" w:hint="default"/>
+      </w:rPr>
+    </w:lvl>
+    <w:lvl w:ilvl="5" w:tplc="040C0005" w:tentative="1">
+      <w:start w:val="1"/>
+      <w:numFmt w:val="bullet"/>
+      <w:lvlText w:val=""/>
+      <w:lvlJc w:val="left"/>
+      <w:pPr>
+        <w:ind w:left="4320" w:hanging="360"/>
+      </w:pPr>
+      <w:rPr>
+        <w:rFonts w:ascii="Wingdings" w:hAnsi="Wingdings" w:hint="default"/>
+      </w:rPr>
+    </w:lvl>
+    <w:lvl w:ilvl="6" w:tplc="040C0001" w:tentative="1">
+      <w:start w:val="1"/>
+      <w:numFmt w:val="bullet"/>
+      <w:lvlText w:val=""/>
+      <w:lvlJc w:val="left"/>
+      <w:pPr>
+        <w:ind w:left="5040" w:hanging="360"/>
+      </w:pPr>
+      <w:rPr>
+        <w:rFonts w:ascii="Symbol" w:hAnsi="Symbol" w:hint="default"/>
+      </w:rPr>
+    </w:lvl>
+    <w:lvl w:ilvl="7" w:tplc="040C0003" w:tentative="1">
+      <w:start w:val="1"/>
+      <w:numFmt w:val="bullet"/>
+      <w:lvlText w:val="o"/>
+      <w:lvlJc w:val="left"/>
+      <w:pPr>
+        <w:ind w:left="5760" w:hanging="360"/>
+      </w:pPr>
+      <w:rPr>
+        <w:rFonts w:ascii="Courier New" w:hAnsi="Courier New" w:cs="Courier New" w:hint="default"/>
+      </w:rPr>
+    </w:lvl>
+    <w:lvl w:ilvl="8" w:tplc="040C0005" w:tentative="1">
+      <w:start w:val="1"/>
+      <w:numFmt w:val="bullet"/>
+      <w:lvlText w:val=""/>
+      <w:lvlJc w:val="left"/>
+      <w:pPr>
+        <w:ind w:left="6480" w:hanging="360"/>
+      </w:pPr>
+      <w:rPr>
+        <w:rFonts w:ascii="Wingdings" w:hAnsi="Wingdings" w:hint="default"/>
+      </w:rPr>
+    </w:lvl>
+  </w:abstractNum>
+  <w:abstractNum w:abstractNumId="9" w15:restartNumberingAfterBreak="0">
     <w:nsid w:val="501B6992"/>
     <w:multiLevelType w:val="hybridMultilevel"/>
     <w:tmpl w:val="A32419F2"/>
@@ -2859,7 +2882,7 @@
       </w:pPr>
     </w:lvl>
   </w:abstractNum>
-  <w:abstractNum w:abstractNumId="9" w15:restartNumberingAfterBreak="0">
+  <w:abstractNum w:abstractNumId="10" w15:restartNumberingAfterBreak="0">
     <w:nsid w:val="522631C9"/>
     <w:multiLevelType w:val="hybridMultilevel"/>
     <w:tmpl w:val="68B0ACD2"/>
@@ -2974,7 +2997,7 @@
       </w:rPr>
     </w:lvl>
   </w:abstractNum>
-  <w:abstractNum w:abstractNumId="10" w15:restartNumberingAfterBreak="0">
+  <w:abstractNum w:abstractNumId="11" w15:restartNumberingAfterBreak="0">
     <w:nsid w:val="5CF33102"/>
     <w:multiLevelType w:val="hybridMultilevel"/>
     <w:tmpl w:val="A4501324"/>
@@ -3089,7 +3112,7 @@
       </w:rPr>
     </w:lvl>
   </w:abstractNum>
-  <w:abstractNum w:abstractNumId="11" w15:restartNumberingAfterBreak="0">
+  <w:abstractNum w:abstractNumId="12" w15:restartNumberingAfterBreak="0">
     <w:nsid w:val="5E8F6934"/>
     <w:multiLevelType w:val="hybridMultilevel"/>
     <w:tmpl w:val="83EC98B4"/>
@@ -3204,7 +3227,7 @@
       </w:rPr>
     </w:lvl>
   </w:abstractNum>
-  <w:abstractNum w:abstractNumId="12" w15:restartNumberingAfterBreak="0">
+  <w:abstractNum w:abstractNumId="13" w15:restartNumberingAfterBreak="0">
     <w:nsid w:val="5FE52E27"/>
     <w:multiLevelType w:val="hybridMultilevel"/>
     <w:tmpl w:val="243ECAF8"/>
@@ -3319,7 +3342,7 @@
       </w:rPr>
     </w:lvl>
   </w:abstractNum>
-  <w:abstractNum w:abstractNumId="13" w15:restartNumberingAfterBreak="0">
+  <w:abstractNum w:abstractNumId="14" w15:restartNumberingAfterBreak="0">
     <w:nsid w:val="6663403B"/>
     <w:multiLevelType w:val="hybridMultilevel"/>
     <w:tmpl w:val="D2FE0EA6"/>
@@ -3405,7 +3428,7 @@
       </w:pPr>
     </w:lvl>
   </w:abstractNum>
-  <w:abstractNum w:abstractNumId="14" w15:restartNumberingAfterBreak="0">
+  <w:abstractNum w:abstractNumId="15" w15:restartNumberingAfterBreak="0">
     <w:nsid w:val="6F7A7DAA"/>
     <w:multiLevelType w:val="hybridMultilevel"/>
     <w:tmpl w:val="8FFAED64"/>
@@ -3520,7 +3543,7 @@
       </w:rPr>
     </w:lvl>
   </w:abstractNum>
-  <w:abstractNum w:abstractNumId="15" w15:restartNumberingAfterBreak="0">
+  <w:abstractNum w:abstractNumId="16" w15:restartNumberingAfterBreak="0">
     <w:nsid w:val="724752FE"/>
     <w:multiLevelType w:val="hybridMultilevel"/>
     <w:tmpl w:val="9056B8A4"/>
@@ -3611,59 +3634,62 @@
       </w:pPr>
     </w:lvl>
   </w:abstractNum>
-  <w:num w:numId="1">
+  <w:num w:numId="1" w16cid:durableId="1401370098">
     <w:abstractNumId w:val="7"/>
   </w:num>
-  <w:num w:numId="2">
+  <w:num w:numId="2" w16cid:durableId="134681862">
+    <w:abstractNumId w:val="15"/>
+  </w:num>
+  <w:num w:numId="3" w16cid:durableId="1086616272">
+    <w:abstractNumId w:val="1"/>
+  </w:num>
+  <w:num w:numId="4" w16cid:durableId="105930801">
+    <w:abstractNumId w:val="0"/>
+  </w:num>
+  <w:num w:numId="5" w16cid:durableId="732511001">
+    <w:abstractNumId w:val="16"/>
+  </w:num>
+  <w:num w:numId="6" w16cid:durableId="273096076">
+    <w:abstractNumId w:val="11"/>
+  </w:num>
+  <w:num w:numId="7" w16cid:durableId="1846287063">
+    <w:abstractNumId w:val="6"/>
+  </w:num>
+  <w:num w:numId="8" w16cid:durableId="246235221">
+    <w:abstractNumId w:val="4"/>
+  </w:num>
+  <w:num w:numId="9" w16cid:durableId="632638327">
+    <w:abstractNumId w:val="3"/>
+  </w:num>
+  <w:num w:numId="10" w16cid:durableId="1337925454">
+    <w:abstractNumId w:val="5"/>
+  </w:num>
+  <w:num w:numId="11" w16cid:durableId="1190333753">
+    <w:abstractNumId w:val="10"/>
+  </w:num>
+  <w:num w:numId="12" w16cid:durableId="1045444220">
+    <w:abstractNumId w:val="13"/>
+  </w:num>
+  <w:num w:numId="13" w16cid:durableId="1438867899">
+    <w:abstractNumId w:val="2"/>
+  </w:num>
+  <w:num w:numId="14" w16cid:durableId="795490218">
+    <w:abstractNumId w:val="12"/>
+  </w:num>
+  <w:num w:numId="15" w16cid:durableId="1928230402">
     <w:abstractNumId w:val="14"/>
   </w:num>
-  <w:num w:numId="3">
-    <w:abstractNumId w:val="1"/>
-  </w:num>
-  <w:num w:numId="4">
-    <w:abstractNumId w:val="0"/>
-  </w:num>
-  <w:num w:numId="5">
-    <w:abstractNumId w:val="15"/>
-  </w:num>
-  <w:num w:numId="6">
-    <w:abstractNumId w:val="10"/>
-  </w:num>
-  <w:num w:numId="7">
-    <w:abstractNumId w:val="6"/>
-  </w:num>
-  <w:num w:numId="8">
-    <w:abstractNumId w:val="4"/>
-  </w:num>
-  <w:num w:numId="9">
-    <w:abstractNumId w:val="3"/>
-  </w:num>
-  <w:num w:numId="10">
-    <w:abstractNumId w:val="5"/>
-  </w:num>
-  <w:num w:numId="11">
+  <w:num w:numId="16" w16cid:durableId="1891526218">
     <w:abstractNumId w:val="9"/>
   </w:num>
-  <w:num w:numId="12">
-    <w:abstractNumId w:val="12"/>
-  </w:num>
-  <w:num w:numId="13">
-    <w:abstractNumId w:val="2"/>
-  </w:num>
-  <w:num w:numId="14">
-    <w:abstractNumId w:val="11"/>
-  </w:num>
-  <w:num w:numId="15">
-    <w:abstractNumId w:val="13"/>
-  </w:num>
-  <w:num w:numId="16">
+  <w:num w:numId="17" w16cid:durableId="626739122">
     <w:abstractNumId w:val="8"/>
   </w:num>
 </w:numbering>
 </file>
 
 <file path=word/styles.xml><?xml version="1.0" encoding="utf-8"?>
-<w:styles xmlns:mc="http://schemas.openxmlformats.org/markup-compatibility/2006" xmlns:r="http://schemas.openxmlformats.org/officeDocument/2006/relationships" xmlns:w="http://schemas.openxmlformats.org/wordprocessingml/2006/main" xmlns:w14="http://schemas.microsoft.com/office/word/2010/wordml" xmlns:w15="http://schemas.microsoft.com/office/word/2012/wordml" xmlns:w16cex="http://schemas.microsoft.com/office/word/2018/wordml/cex" xmlns:w16cid="http://schemas.microsoft.com/office/word/2016/wordml/cid" xmlns:w16="http://schemas.microsoft.com/office/word/2018/wordml" xmlns:w16sdtdh="http://schemas.microsoft.com/office/word/2020/wordml/sdtdatahash" xmlns:w16se="http://schemas.microsoft.com/office/word/2015/wordml/symex" mc:Ignorable="w14 w15 w16se w16cid w16 w16cex w16sdtdh">
+<w:styles xmlns:mc="http://schemas.openxmlformats.org/markup-compatibility/2006" xmlns:r="http://schemas.openxmlformats.org/officeDocument/2006/relationships" xmlns:w="http://schemas.openxmlformats.org/wordprocessingml/2006/main" xmlns:w14="http://schemas.microsoft.com/office/word/2010/wordml" xmlns:w15="http://schemas.microsoft.com/office/word/2012/wordml" xmlns:w16cex="http://schemas.microsoft.com/office/word/2018/wordml/cex" xmlns:w16cid="http://schemas.microsoft.com/office/word/2016/wordml/cid" xmlns:w16="http://schemas.microsoft.com/office/word/2018/wordml" xmlns:w16du="http://schemas.microsoft.com/office/word/2023/wordml/word16du" xmlns:w16sdtdh="http://schemas.microsoft.com/office/word/2020/wordml/sdtdatahash" xmlns:w16sdtfl="http://schemas.microsoft.com/office/word/2024/wordml/sdtformatlock" xmlns:w16se="http://schemas.microsoft.com/office/word/2015/wordml/symex" mc:Ignorable="w14 w15 w16se w16cid w16 w16cex w16sdtdh w16sdtfl w16du">
   <w:docDefaults>
     <w:rPrDefault>
       <w:rPr>
@@ -4320,7 +4346,6 @@
   <w:style w:type="character" w:default="1" w:styleId="Policepardfaut">
     <w:name w:val="Default Paragraph Font"/>
     <w:uiPriority w:val="1"/>
-    <w:semiHidden/>
     <w:unhideWhenUsed/>
   </w:style>
   <w:style w:type="table" w:default="1" w:styleId="TableauNormal">

--- a/07_Modelisation_Composant/11_MaxPID_07_Modelisation_Inertie.docx
+++ b/07_Modelisation_Composant/11_MaxPID_07_Modelisation_Inertie.docx
@@ -487,7 +487,7 @@
                 <w:lang w:eastAsia="fr-FR"/>
               </w:rPr>
               <w:lastRenderedPageBreak/>
-              <w:t>Modéliser</w:t>
+              <w:t>sut</w:t>
             </w:r>
           </w:p>
         </w:tc>
@@ -562,6 +562,7 @@
             </w:pPr>
             <w:r>
               <w:rPr>
+                <w:noProof/>
                 <w:highlight w:val="yellow"/>
               </w:rPr>
               <w:drawing>
@@ -635,6 +636,49 @@
           </w:p>
           <w:p>
             <w:pPr>
+              <w:spacing w:line="240" w:lineRule="auto"/>
+              <w:ind w:left="360"/>
+              <w:rPr>
+                <w:highlight w:val="yellow"/>
+              </w:rPr>
+            </w:pPr>
+          </w:p>
+          <w:p>
+            <w:pPr>
+              <w:spacing w:line="240" w:lineRule="auto"/>
+              <w:ind w:left="360"/>
+              <w:rPr>
+                <w:highlight w:val="yellow"/>
+              </w:rPr>
+            </w:pPr>
+            <w:r>
+              <w:rPr>
+                <w:highlight w:val="yellow"/>
+              </w:rPr>
+              <w:t xml:space="preserve">On fait l’hypothèse suivante : </w:t>
+            </w:r>
+          </w:p>
+          <w:p>
+            <w:pPr>
+              <w:pStyle w:val="Paragraphedeliste"/>
+              <w:numPr>
+                <w:ilvl w:val="1"/>
+                <w:numId w:val="17"/>
+              </w:numPr>
+              <w:spacing w:line="240" w:lineRule="auto"/>
+              <w:rPr>
+                <w:highlight w:val="yellow"/>
+              </w:rPr>
+            </w:pPr>
+            <w:r>
+              <w:rPr>
+                <w:highlight w:val="yellow"/>
+              </w:rPr>
+              <w:t>Dans le cadre d’une étude énergétique, toutes les matrices et masses sont négligeables devant le moment d’inertie de la vise autour de son axe.</w:t>
+            </w:r>
+          </w:p>
+          <w:p>
+            <w:pPr>
               <w:pStyle w:val="Paragraphedeliste"/>
               <w:numPr>
                 <w:ilvl w:val="0"/>
@@ -649,7 +693,290 @@
               <w:rPr>
                 <w:highlight w:val="yellow"/>
               </w:rPr>
-              <w:t>Proposer une matrice d’inertie pour chacune des classes d’équivalence. Il faudra prendre soin de préciser la base et un point.</w:t>
+              <w:t>Justifier que l’hypothèse précédente est validée, et en particulier que l’énergie cinétique du bras est négligeable devant celle d</w:t>
+            </w:r>
+            <w:r>
+              <w:rPr>
+                <w:highlight w:val="yellow"/>
+              </w:rPr>
+              <w:t>e l’ensemble vis.</w:t>
+            </w:r>
+          </w:p>
+          <w:p>
+            <w:pPr>
+              <w:pStyle w:val="Paragraphedeliste"/>
+              <w:numPr>
+                <w:ilvl w:val="0"/>
+                <w:numId w:val="17"/>
+              </w:numPr>
+              <w:spacing w:line="240" w:lineRule="auto"/>
+              <w:rPr>
+                <w:highlight w:val="yellow"/>
+              </w:rPr>
+            </w:pPr>
+            <w:r>
+              <w:rPr>
+                <w:highlight w:val="yellow"/>
+              </w:rPr>
+              <w:t>On donne :</w:t>
+            </w:r>
+          </w:p>
+          <w:p>
+            <w:pPr>
+              <w:pStyle w:val="Paragraphedeliste"/>
+              <w:numPr>
+                <w:ilvl w:val="1"/>
+                <w:numId w:val="17"/>
+              </w:numPr>
+              <w:spacing w:line="240" w:lineRule="auto"/>
+              <w:rPr>
+                <w:highlight w:val="yellow"/>
+              </w:rPr>
+            </w:pPr>
+            <w:r>
+              <w:rPr>
+                <w:highlight w:val="yellow"/>
+              </w:rPr>
+              <w:t xml:space="preserve">Le moment d’inertie de la vis : </w:t>
+            </w:r>
+            <m:oMath>
+              <m:r>
+                <w:rPr>
+                  <w:rFonts w:ascii="Cambria Math" w:hAnsi="Cambria Math"/>
+                  <w:highlight w:val="yellow"/>
+                </w:rPr>
+                <m:t xml:space="preserve">2 </m:t>
+              </m:r>
+              <m:r>
+                <m:rPr>
+                  <m:sty m:val="p"/>
+                </m:rPr>
+                <w:rPr>
+                  <w:rFonts w:ascii="Cambria Math" w:hAnsi="Cambria Math"/>
+                  <w:highlight w:val="yellow"/>
+                </w:rPr>
+                <m:t>kg.m</m:t>
+              </m:r>
+              <m:sSup>
+                <m:sSupPr>
+                  <m:ctrlPr>
+                    <w:rPr>
+                      <w:rFonts w:ascii="Cambria Math" w:hAnsi="Cambria Math"/>
+                      <w:iCs/>
+                    </w:rPr>
+                  </m:ctrlPr>
+                </m:sSupPr>
+                <m:e>
+                  <m:r>
+                    <m:rPr>
+                      <m:sty m:val="p"/>
+                    </m:rPr>
+                    <w:rPr>
+                      <w:rFonts w:ascii="Cambria Math" w:hAnsi="Cambria Math"/>
+                      <w:highlight w:val="yellow"/>
+                    </w:rPr>
+                    <m:t>m</m:t>
+                  </m:r>
+                  <m:ctrlPr>
+                    <w:rPr>
+                      <w:rFonts w:ascii="Cambria Math" w:hAnsi="Cambria Math"/>
+                      <w:iCs/>
+                      <w:highlight w:val="yellow"/>
+                    </w:rPr>
+                  </m:ctrlPr>
+                </m:e>
+                <m:sup>
+                  <m:r>
+                    <m:rPr>
+                      <m:sty m:val="p"/>
+                    </m:rPr>
+                    <w:rPr>
+                      <w:rFonts w:ascii="Cambria Math" w:hAnsi="Cambria Math"/>
+                      <w:highlight w:val="yellow"/>
+                    </w:rPr>
+                    <m:t>2</m:t>
+                  </m:r>
+                </m:sup>
+              </m:sSup>
+            </m:oMath>
+            <w:r>
+              <w:rPr>
+                <w:rFonts w:eastAsiaTheme="minorEastAsia"/>
+                <w:iCs/>
+              </w:rPr>
+              <w:t>.</w:t>
+            </w:r>
+          </w:p>
+          <w:p>
+            <w:pPr>
+              <w:pStyle w:val="Paragraphedeliste"/>
+              <w:numPr>
+                <w:ilvl w:val="1"/>
+                <w:numId w:val="17"/>
+              </w:numPr>
+              <w:spacing w:line="240" w:lineRule="auto"/>
+              <w:rPr>
+                <w:highlight w:val="yellow"/>
+              </w:rPr>
+            </w:pPr>
+            <w:r>
+              <w:rPr>
+                <w:rFonts w:eastAsiaTheme="minorEastAsia"/>
+                <w:iCs/>
+              </w:rPr>
+              <w:t xml:space="preserve">Le moment d’inertie du rotor : </w:t>
+            </w:r>
+            <m:oMath>
+              <m:r>
+                <m:rPr>
+                  <m:sty m:val="p"/>
+                </m:rPr>
+                <w:rPr>
+                  <w:rFonts w:ascii="Cambria Math" w:eastAsiaTheme="minorEastAsia" w:hAnsi="Cambria Math"/>
+                </w:rPr>
+                <m:t>69,6 g.c</m:t>
+              </m:r>
+              <m:sSup>
+                <m:sSupPr>
+                  <m:ctrlPr>
+                    <w:rPr>
+                      <w:rFonts w:ascii="Cambria Math" w:eastAsiaTheme="minorEastAsia" w:hAnsi="Cambria Math"/>
+                    </w:rPr>
+                  </m:ctrlPr>
+                </m:sSupPr>
+                <m:e>
+                  <m:r>
+                    <m:rPr>
+                      <m:sty m:val="p"/>
+                    </m:rPr>
+                    <w:rPr>
+                      <w:rFonts w:ascii="Cambria Math" w:eastAsiaTheme="minorEastAsia" w:hAnsi="Cambria Math"/>
+                    </w:rPr>
+                    <m:t>m</m:t>
+                  </m:r>
+                </m:e>
+                <m:sup>
+                  <m:r>
+                    <m:rPr>
+                      <m:sty m:val="p"/>
+                    </m:rPr>
+                    <w:rPr>
+                      <w:rFonts w:ascii="Cambria Math" w:eastAsiaTheme="minorEastAsia" w:hAnsi="Cambria Math"/>
+                    </w:rPr>
+                    <m:t>2</m:t>
+                  </m:r>
+                </m:sup>
+              </m:sSup>
+            </m:oMath>
+            <w:r>
+              <w:rPr>
+                <w:rFonts w:eastAsiaTheme="minorEastAsia"/>
+              </w:rPr>
+              <w:t>.</w:t>
+            </w:r>
+          </w:p>
+          <w:p>
+            <w:pPr>
+              <w:pStyle w:val="Paragraphedeliste"/>
+              <w:numPr>
+                <w:ilvl w:val="1"/>
+                <w:numId w:val="17"/>
+              </w:numPr>
+              <w:spacing w:line="240" w:lineRule="auto"/>
+              <w:rPr>
+                <w:highlight w:val="yellow"/>
+              </w:rPr>
+            </w:pPr>
+            <w:r>
+              <w:rPr>
+                <w:highlight w:val="yellow"/>
+              </w:rPr>
+              <w:t xml:space="preserve">Le moment d’inertie de l’écrou : </w:t>
+            </w:r>
+            <m:oMath>
+              <m:r>
+                <w:rPr>
+                  <w:rFonts w:ascii="Cambria Math" w:hAnsi="Cambria Math"/>
+                  <w:highlight w:val="yellow"/>
+                </w:rPr>
+                <m:t xml:space="preserve">6075 </m:t>
+              </m:r>
+              <m:r>
+                <m:rPr>
+                  <m:sty m:val="p"/>
+                </m:rPr>
+                <w:rPr>
+                  <w:rFonts w:ascii="Cambria Math" w:hAnsi="Cambria Math"/>
+                  <w:highlight w:val="yellow"/>
+                </w:rPr>
+                <m:t>g.m</m:t>
+              </m:r>
+              <m:sSup>
+                <m:sSupPr>
+                  <m:ctrlPr>
+                    <w:rPr>
+                      <w:rFonts w:ascii="Cambria Math" w:hAnsi="Cambria Math"/>
+                      <w:iCs/>
+                    </w:rPr>
+                  </m:ctrlPr>
+                </m:sSupPr>
+                <m:e>
+                  <m:r>
+                    <m:rPr>
+                      <m:sty m:val="p"/>
+                    </m:rPr>
+                    <w:rPr>
+                      <w:rFonts w:ascii="Cambria Math" w:hAnsi="Cambria Math"/>
+                      <w:highlight w:val="yellow"/>
+                    </w:rPr>
+                    <m:t>m</m:t>
+                  </m:r>
+                  <m:ctrlPr>
+                    <w:rPr>
+                      <w:rFonts w:ascii="Cambria Math" w:hAnsi="Cambria Math"/>
+                      <w:iCs/>
+                      <w:highlight w:val="yellow"/>
+                    </w:rPr>
+                  </m:ctrlPr>
+                </m:e>
+                <m:sup>
+                  <m:r>
+                    <m:rPr>
+                      <m:sty m:val="p"/>
+                    </m:rPr>
+                    <w:rPr>
+                      <w:rFonts w:ascii="Cambria Math" w:hAnsi="Cambria Math"/>
+                      <w:highlight w:val="yellow"/>
+                    </w:rPr>
+                    <m:t>2</m:t>
+                  </m:r>
+                </m:sup>
+              </m:sSup>
+            </m:oMath>
+            <w:r>
+              <w:rPr>
+                <w:highlight w:val="yellow"/>
+              </w:rPr>
+              <w:t>.</w:t>
+            </w:r>
+          </w:p>
+          <w:p>
+            <w:pPr>
+              <w:pStyle w:val="Paragraphedeliste"/>
+              <w:numPr>
+                <w:ilvl w:val="1"/>
+                <w:numId w:val="17"/>
+              </w:numPr>
+              <w:spacing w:line="240" w:lineRule="auto"/>
+              <w:rPr>
+                <w:highlight w:val="yellow"/>
+              </w:rPr>
+            </w:pPr>
+            <w:r>
+              <w:rPr>
+                <w:highlight w:val="yellow"/>
+              </w:rPr>
+              <w:t>Quel moment d’inertie est prépondérant ?</w:t>
             </w:r>
           </w:p>
         </w:tc>
@@ -788,12 +1115,6 @@
               </w:rPr>
               <w:t>Quelles masses ou inertie est-il possible de négliger en vue d’une étude énergétique.</w:t>
             </w:r>
-            <w:r>
-              <w:rPr>
-                <w:highlight w:val="yellow"/>
-              </w:rPr>
-              <w:t>.</w:t>
-            </w:r>
           </w:p>
         </w:tc>
       </w:tr>
@@ -848,6 +1169,7 @@
                 <w:szCs w:val="24"/>
                 <w:lang w:eastAsia="fr-FR"/>
               </w:rPr>
+              <w:lastRenderedPageBreak/>
               <w:t>Synthèse</w:t>
             </w:r>
           </w:p>
@@ -2681,7 +3003,7 @@
   <w:abstractNum w:abstractNumId="8" w15:restartNumberingAfterBreak="0">
     <w:nsid w:val="4C3607B0"/>
     <w:multiLevelType w:val="hybridMultilevel"/>
-    <w:tmpl w:val="155E20E0"/>
+    <w:tmpl w:val="1D3AB172"/>
     <w:lvl w:ilvl="0" w:tplc="C9D0DD3C">
       <w:start w:val="1"/>
       <w:numFmt w:val="bullet"/>
@@ -2694,16 +3016,16 @@
         <w:rFonts w:ascii="Wingdings" w:hAnsi="Wingdings" w:hint="default"/>
       </w:rPr>
     </w:lvl>
-    <w:lvl w:ilvl="1" w:tplc="040C0003" w:tentative="1">
-      <w:start w:val="1"/>
-      <w:numFmt w:val="bullet"/>
-      <w:lvlText w:val="o"/>
+    <w:lvl w:ilvl="1" w:tplc="C9D0DD3C">
+      <w:start w:val="1"/>
+      <w:numFmt w:val="bullet"/>
+      <w:lvlText w:val=""/>
       <w:lvlJc w:val="left"/>
       <w:pPr>
         <w:ind w:left="1440" w:hanging="360"/>
       </w:pPr>
       <w:rPr>
-        <w:rFonts w:ascii="Courier New" w:hAnsi="Courier New" w:cs="Courier New" w:hint="default"/>
+        <w:rFonts w:ascii="Wingdings" w:hAnsi="Wingdings" w:hint="default"/>
       </w:rPr>
     </w:lvl>
     <w:lvl w:ilvl="2" w:tplc="040C0005" w:tentative="1">
@@ -4346,6 +4668,7 @@
   <w:style w:type="character" w:default="1" w:styleId="Policepardfaut">
     <w:name w:val="Default Paragraph Font"/>
     <w:uiPriority w:val="1"/>
+    <w:semiHidden/>
     <w:unhideWhenUsed/>
   </w:style>
   <w:style w:type="table" w:default="1" w:styleId="TableauNormal">
